--- a/Demo video script.docx
+++ b/Demo video script.docx
@@ -3,45 +3,812 @@
 <w:document xmlns:wpc="http://schemas.microsoft.com/office/word/2010/wordprocessingCanvas" xmlns:cx="http://schemas.microsoft.com/office/drawing/2014/chartex" xmlns:cx1="http://schemas.microsoft.com/office/drawing/2015/9/8/chartex" xmlns:cx2="http://schemas.microsoft.com/office/drawing/2015/10/21/chartex" xmlns:cx3="http://schemas.microsoft.com/office/drawing/2016/5/9/chartex" xmlns:cx4="http://schemas.microsoft.com/office/drawing/2016/5/10/chartex" xmlns:cx5="http://schemas.microsoft.com/office/drawing/2016/5/11/chartex" xmlns:cx6="http://schemas.microsoft.com/office/drawing/2016/5/12/chartex" xmlns:cx7="http://schemas.microsoft.com/office/drawing/2016/5/13/chartex" xmlns:cx8="http://schemas.microsoft.com/office/drawing/2016/5/14/chartex" xmlns:mc="http://schemas.openxmlformats.org/markup-compatibility/2006" xmlns:aink="http://schemas.microsoft.com/office/drawing/2016/ink" xmlns:am3d="http://schemas.microsoft.com/office/drawing/2017/model3d" xmlns:o="urn:schemas-microsoft-com:office:office" xmlns:oel="http://schemas.microsoft.com/office/2019/extlst" xmlns:r="http://schemas.openxmlformats.org/officeDocument/2006/relationships" xmlns:m="http://schemas.openxmlformats.org/officeDocument/2006/math" xmlns:v="urn:schemas-microsoft-com:vml" xmlns:wp14="http://schemas.microsoft.com/office/word/2010/wordprocessingDrawing" xmlns:wp="http://schemas.openxmlformats.org/drawingml/2006/wordprocessingDrawing" xmlns:w10="urn:schemas-microsoft-com:office:word" xmlns:w="http://schemas.openxmlformats.org/wordprocessingml/2006/main" xmlns:w14="http://schemas.microsoft.com/office/word/2010/wordml" xmlns:w15="http://schemas.microsoft.com/office/word/2012/wordml" xmlns:w16cex="http://schemas.microsoft.com/office/word/2018/wordml/cex" xmlns:w16cid="http://schemas.microsoft.com/office/word/2016/wordml/cid" xmlns:w16="http://schemas.microsoft.com/office/word/2018/wordml" xmlns:w16du="http://schemas.microsoft.com/office/word/2023/wordml/word16du" xmlns:w16sdtdh="http://schemas.microsoft.com/office/word/2020/wordml/sdtdatahash" xmlns:w16sdtfl="http://schemas.microsoft.com/office/word/2024/wordml/sdtformatlock" xmlns:w16se="http://schemas.microsoft.com/office/word/2015/wordml/symex" xmlns:wpg="http://schemas.microsoft.com/office/word/2010/wordprocessingGroup" xmlns:wpi="http://schemas.microsoft.com/office/word/2010/wordprocessingInk" xmlns:wne="http://schemas.microsoft.com/office/word/2006/wordml" xmlns:wps="http://schemas.microsoft.com/office/word/2010/wordprocessingShape" mc:Ignorable="w14 w15 w16se w16cid w16 w16cex w16sdtdh w16sdtfl w16du wp14">
   <w:body>
     <w:p>
-      <w:pPr>
-        <w:rPr>
-          <w:b/>
-          <w:bCs/>
-        </w:rPr>
-      </w:pPr>
-      <w:r>
-        <w:rPr>
-          <w:b/>
-          <w:bCs/>
-        </w:rPr>
-        <w:t>Demo video script — 3 minutes</w:t>
-      </w:r>
-    </w:p>
-    <w:p>
-      <w:r>
-        <w:t xml:space="preserve">"Every AI agent vendor sells you a chat box. Finance and HR buyers don't have a model problem. They have a governance problem: who owns this agent, what can it read, and what can it do without asking a person. This is Meridian. Twelve agents that each do one </w:t>
+      <w:r>
+        <w:t>Let me check the file on disk.</w:t>
+      </w:r>
+    </w:p>
+    <w:p>
+      <w:r>
+        <w:t>The file is fine on disk: 10,742 bytes, 221 lines, committed and pushed. The preview card rendered blank, which is a display problem, not a content one. Let me put the script directly in the chat.</w:t>
+      </w:r>
+    </w:p>
+    <w:p>
+      <w:r>
+        <w:t>The file has content; the preview card just failed to render it. Here is the whole script inline.</w:t>
+      </w:r>
+    </w:p>
+    <w:p>
+      <w:r>
+        <w:pict w14:anchorId="56DA7CEC">
+          <v:rect id="_x0000_i1079" style="width:0;height:1.5pt" o:hralign="center" o:hrstd="t" o:hr="t" fillcolor="#a0a0a0" stroked="f"/>
+        </w:pict>
+      </w:r>
+    </w:p>
+    <w:p>
+      <w:pPr>
+        <w:rPr>
+          <w:b/>
+          <w:bCs/>
+        </w:rPr>
+      </w:pPr>
+      <w:r>
+        <w:rPr>
+          <w:b/>
+          <w:bCs/>
+        </w:rPr>
+        <w:t>Meridian — 3:00 demo video script</w:t>
+      </w:r>
+    </w:p>
+    <w:p>
+      <w:r>
+        <w:rPr>
+          <w:b/>
+          <w:bCs/>
+        </w:rPr>
+        <w:t>Live site:</w:t>
+      </w:r>
+      <w:r>
+        <w:t xml:space="preserve"> https://enterprise-hr-finance.vercel.app · </w:t>
+      </w:r>
+      <w:r>
+        <w:rPr>
+          <w:b/>
+          <w:bCs/>
+        </w:rPr>
+        <w:t>Repo:</w:t>
+      </w:r>
+      <w:r>
+        <w:t xml:space="preserve"> https://github.com/alessoh/enterprise-hr-finance</w:t>
+      </w:r>
+    </w:p>
+    <w:p>
+      <w:pPr>
+        <w:rPr>
+          <w:b/>
+          <w:bCs/>
+        </w:rPr>
+      </w:pPr>
+      <w:r>
+        <w:rPr>
+          <w:b/>
+          <w:bCs/>
+        </w:rPr>
+        <w:t>The story this script tells</w:t>
+      </w:r>
+    </w:p>
+    <w:p>
+      <w:r>
+        <w:rPr>
+          <w:b/>
+          <w:bCs/>
+        </w:rPr>
+        <w:t>Work that stopped itself, and the person who had to decide.</w:t>
+      </w:r>
+    </w:p>
+    <w:p>
+      <w:r>
+        <w:t>A payroll run halts because three employees are missing I-9s. A duplicate invoice is caught before it goes out twice. Both land in front of a human. That is the entire pitch, and the video follows that one thread from the hero, into the agent that caught it, into the live workspace where a person clicks Approve, then down into the governance that proves who decided and the meter that bills for it.</w:t>
+      </w:r>
+    </w:p>
+    <w:p>
+      <w:r>
+        <w:t xml:space="preserve">Every page answers the same question a CFO asks: </w:t>
+      </w:r>
+      <w:r>
+        <w:rPr>
+          <w:b/>
+          <w:bCs/>
+        </w:rPr>
+        <w:t>if software is doing the work, who is accountable?</w:t>
+      </w:r>
+      <w:r>
+        <w:t xml:space="preserve"> Do not tour features. Follow the decision.</w:t>
+      </w:r>
+    </w:p>
+    <w:p>
+      <w:pPr>
+        <w:rPr>
+          <w:b/>
+          <w:bCs/>
+        </w:rPr>
+      </w:pPr>
+      <w:r>
+        <w:rPr>
+          <w:b/>
+          <w:bCs/>
+        </w:rPr>
+        <w:t>Before you record</w:t>
+      </w:r>
+    </w:p>
+    <w:tbl>
+      <w:tblPr>
+        <w:tblW w:w="0" w:type="auto"/>
+        <w:tblCellSpacing w:w="15" w:type="dxa"/>
+        <w:tblCellMar>
+          <w:top w:w="15" w:type="dxa"/>
+          <w:left w:w="15" w:type="dxa"/>
+          <w:bottom w:w="15" w:type="dxa"/>
+          <w:right w:w="15" w:type="dxa"/>
+        </w:tblCellMar>
+        <w:tblLook w:val="04A0" w:firstRow="1" w:lastRow="0" w:firstColumn="1" w:lastColumn="0" w:noHBand="0" w:noVBand="1"/>
+      </w:tblPr>
+      <w:tblGrid>
+        <w:gridCol w:w="921"/>
+        <w:gridCol w:w="4882"/>
+      </w:tblGrid>
+      <w:tr>
+        <w:trPr>
+          <w:tblHeader/>
+          <w:tblCellSpacing w:w="15" w:type="dxa"/>
+        </w:trPr>
+        <w:tc>
+          <w:tcPr>
+            <w:tcW w:w="0" w:type="auto"/>
+            <w:vAlign w:val="center"/>
+            <w:hideMark/>
+          </w:tcPr>
+          <w:p>
+            <w:pPr>
+              <w:rPr>
+                <w:b/>
+                <w:bCs/>
+              </w:rPr>
+            </w:pPr>
+            <w:r>
+              <w:rPr>
+                <w:b/>
+                <w:bCs/>
+              </w:rPr>
+              <w:t>Setting</w:t>
+            </w:r>
+          </w:p>
+        </w:tc>
+        <w:tc>
+          <w:tcPr>
+            <w:tcW w:w="0" w:type="auto"/>
+            <w:vAlign w:val="center"/>
+            <w:hideMark/>
+          </w:tcPr>
+          <w:p>
+            <w:pPr>
+              <w:rPr>
+                <w:b/>
+                <w:bCs/>
+              </w:rPr>
+            </w:pPr>
+            <w:r>
+              <w:rPr>
+                <w:b/>
+                <w:bCs/>
+              </w:rPr>
+              <w:t>Value</w:t>
+            </w:r>
+          </w:p>
+        </w:tc>
+      </w:tr>
+      <w:tr>
+        <w:trPr>
+          <w:tblCellSpacing w:w="15" w:type="dxa"/>
+        </w:trPr>
+        <w:tc>
+          <w:tcPr>
+            <w:tcW w:w="0" w:type="auto"/>
+            <w:vAlign w:val="center"/>
+            <w:hideMark/>
+          </w:tcPr>
+          <w:p>
+            <w:r>
+              <w:t>Window</w:t>
+            </w:r>
+          </w:p>
+        </w:tc>
+        <w:tc>
+          <w:tcPr>
+            <w:tcW w:w="0" w:type="auto"/>
+            <w:vAlign w:val="center"/>
+            <w:hideMark/>
+          </w:tcPr>
+          <w:p>
+            <w:r>
+              <w:t>1440 × 900, browser zoom exactly 100%</w:t>
+            </w:r>
+          </w:p>
+        </w:tc>
+      </w:tr>
+      <w:tr>
+        <w:trPr>
+          <w:tblCellSpacing w:w="15" w:type="dxa"/>
+        </w:trPr>
+        <w:tc>
+          <w:tcPr>
+            <w:tcW w:w="0" w:type="auto"/>
+            <w:vAlign w:val="center"/>
+            <w:hideMark/>
+          </w:tcPr>
+          <w:p>
+            <w:r>
+              <w:t>Capture</w:t>
+            </w:r>
+          </w:p>
+        </w:tc>
+        <w:tc>
+          <w:tcPr>
+            <w:tcW w:w="0" w:type="auto"/>
+            <w:vAlign w:val="center"/>
+            <w:hideMark/>
+          </w:tcPr>
+          <w:p>
+            <w:r>
+              <w:t>1920 × 1080, 30 fps, cursor visible</w:t>
+            </w:r>
+          </w:p>
+        </w:tc>
+      </w:tr>
+      <w:tr>
+        <w:trPr>
+          <w:tblCellSpacing w:w="15" w:type="dxa"/>
+        </w:trPr>
+        <w:tc>
+          <w:tcPr>
+            <w:tcW w:w="0" w:type="auto"/>
+            <w:vAlign w:val="center"/>
+            <w:hideMark/>
+          </w:tcPr>
+          <w:p>
+            <w:r>
+              <w:t>Audio</w:t>
+            </w:r>
+          </w:p>
+        </w:tc>
+        <w:tc>
+          <w:tcPr>
+            <w:tcW w:w="0" w:type="auto"/>
+            <w:vAlign w:val="center"/>
+            <w:hideMark/>
+          </w:tcPr>
+          <w:p>
+            <w:r>
+              <w:t>Voice only, no music under narration</w:t>
+            </w:r>
+          </w:p>
+        </w:tc>
+      </w:tr>
+      <w:tr>
+        <w:trPr>
+          <w:tblCellSpacing w:w="15" w:type="dxa"/>
+        </w:trPr>
+        <w:tc>
+          <w:tcPr>
+            <w:tcW w:w="0" w:type="auto"/>
+            <w:vAlign w:val="center"/>
+            <w:hideMark/>
+          </w:tcPr>
+          <w:p>
+            <w:r>
+              <w:t>Browser</w:t>
+            </w:r>
+          </w:p>
+        </w:tc>
+        <w:tc>
+          <w:tcPr>
+            <w:tcW w:w="0" w:type="auto"/>
+            <w:vAlign w:val="center"/>
+            <w:hideMark/>
+          </w:tcPr>
+          <w:p>
+            <w:r>
+              <w:t>Fresh profile, no extensions, no bookmarks bar</w:t>
+            </w:r>
+          </w:p>
+        </w:tc>
+      </w:tr>
+    </w:tbl>
+    <w:p>
+      <w:r>
+        <w:t xml:space="preserve">Dismiss the announcement bar once (the </w:t>
+      </w:r>
+      <w:r>
+        <w:rPr>
+          <w:b/>
+          <w:bCs/>
+        </w:rPr>
+        <w:t>×</w:t>
+      </w:r>
+      <w:r>
+        <w:t xml:space="preserve"> at the far right of the strip at the very top) before the first take, so the page cannot shift mid-shot.</w:t>
+      </w:r>
+    </w:p>
+    <w:p>
+      <w:r>
+        <w:rPr>
+          <w:b/>
+          <w:bCs/>
+        </w:rPr>
+        <w:t>Pre-open five tabs in this order</w:t>
+      </w:r>
+      <w:r>
+        <w:t>, then come back to tab 1 to start.</w:t>
+      </w:r>
+    </w:p>
+    <w:tbl>
+      <w:tblPr>
+        <w:tblW w:w="0" w:type="auto"/>
+        <w:tblCellSpacing w:w="15" w:type="dxa"/>
+        <w:tblCellMar>
+          <w:top w:w="15" w:type="dxa"/>
+          <w:left w:w="15" w:type="dxa"/>
+          <w:bottom w:w="15" w:type="dxa"/>
+          <w:right w:w="15" w:type="dxa"/>
+        </w:tblCellMar>
+        <w:tblLook w:val="04A0" w:firstRow="1" w:lastRow="0" w:firstColumn="1" w:lastColumn="0" w:noHBand="0" w:noVBand="1"/>
+      </w:tblPr>
+      <w:tblGrid>
+        <w:gridCol w:w="452"/>
+        <w:gridCol w:w="5088"/>
+      </w:tblGrid>
+      <w:tr>
+        <w:trPr>
+          <w:tblHeader/>
+          <w:tblCellSpacing w:w="15" w:type="dxa"/>
+        </w:trPr>
+        <w:tc>
+          <w:tcPr>
+            <w:tcW w:w="0" w:type="auto"/>
+            <w:vAlign w:val="center"/>
+            <w:hideMark/>
+          </w:tcPr>
+          <w:p>
+            <w:pPr>
+              <w:rPr>
+                <w:b/>
+                <w:bCs/>
+              </w:rPr>
+            </w:pPr>
+            <w:r>
+              <w:rPr>
+                <w:b/>
+                <w:bCs/>
+              </w:rPr>
+              <w:lastRenderedPageBreak/>
+              <w:t>Tab</w:t>
+            </w:r>
+          </w:p>
+        </w:tc>
+        <w:tc>
+          <w:tcPr>
+            <w:tcW w:w="0" w:type="auto"/>
+            <w:vAlign w:val="center"/>
+            <w:hideMark/>
+          </w:tcPr>
+          <w:p>
+            <w:pPr>
+              <w:rPr>
+                <w:b/>
+                <w:bCs/>
+              </w:rPr>
+            </w:pPr>
+            <w:r>
+              <w:rPr>
+                <w:b/>
+                <w:bCs/>
+              </w:rPr>
+              <w:t>URL</w:t>
+            </w:r>
+          </w:p>
+        </w:tc>
+      </w:tr>
+      <w:tr>
+        <w:trPr>
+          <w:tblCellSpacing w:w="15" w:type="dxa"/>
+        </w:trPr>
+        <w:tc>
+          <w:tcPr>
+            <w:tcW w:w="0" w:type="auto"/>
+            <w:vAlign w:val="center"/>
+            <w:hideMark/>
+          </w:tcPr>
+          <w:p>
+            <w:r>
+              <w:t>1</w:t>
+            </w:r>
+          </w:p>
+        </w:tc>
+        <w:tc>
+          <w:tcPr>
+            <w:tcW w:w="0" w:type="auto"/>
+            <w:vAlign w:val="center"/>
+            <w:hideMark/>
+          </w:tcPr>
+          <w:p>
+            <w:r>
+              <w:t>enterprise-</w:t>
+            </w:r>
+            <w:proofErr w:type="spellStart"/>
+            <w:r>
+              <w:t>hr</w:t>
+            </w:r>
+            <w:proofErr w:type="spellEnd"/>
+            <w:r>
+              <w:t>-</w:t>
+            </w:r>
+            <w:proofErr w:type="spellStart"/>
+            <w:r>
+              <w:t>finance.vercel.app</w:t>
+            </w:r>
+            <w:proofErr w:type="spellEnd"/>
+            <w:r>
+              <w:t>/</w:t>
+            </w:r>
+          </w:p>
+        </w:tc>
+      </w:tr>
+      <w:tr>
+        <w:trPr>
+          <w:tblCellSpacing w:w="15" w:type="dxa"/>
+        </w:trPr>
+        <w:tc>
+          <w:tcPr>
+            <w:tcW w:w="0" w:type="auto"/>
+            <w:vAlign w:val="center"/>
+            <w:hideMark/>
+          </w:tcPr>
+          <w:p>
+            <w:r>
+              <w:t>2</w:t>
+            </w:r>
+          </w:p>
+        </w:tc>
+        <w:tc>
+          <w:tcPr>
+            <w:tcW w:w="0" w:type="auto"/>
+            <w:vAlign w:val="center"/>
+            <w:hideMark/>
+          </w:tcPr>
+          <w:p>
+            <w:r>
+              <w:t>enterprise-</w:t>
+            </w:r>
+            <w:proofErr w:type="spellStart"/>
+            <w:r>
+              <w:t>hr</w:t>
+            </w:r>
+            <w:proofErr w:type="spellEnd"/>
+            <w:r>
+              <w:t>-</w:t>
+            </w:r>
+            <w:proofErr w:type="spellStart"/>
+            <w:r>
+              <w:t>finance.vercel.app</w:t>
+            </w:r>
+            <w:proofErr w:type="spellEnd"/>
+            <w:r>
+              <w:t>/agents</w:t>
+            </w:r>
+          </w:p>
+        </w:tc>
+      </w:tr>
+      <w:tr>
+        <w:trPr>
+          <w:tblCellSpacing w:w="15" w:type="dxa"/>
+        </w:trPr>
+        <w:tc>
+          <w:tcPr>
+            <w:tcW w:w="0" w:type="auto"/>
+            <w:vAlign w:val="center"/>
+            <w:hideMark/>
+          </w:tcPr>
+          <w:p>
+            <w:r>
+              <w:t>3</w:t>
+            </w:r>
+          </w:p>
+        </w:tc>
+        <w:tc>
+          <w:tcPr>
+            <w:tcW w:w="0" w:type="auto"/>
+            <w:vAlign w:val="center"/>
+            <w:hideMark/>
+          </w:tcPr>
+          <w:p>
+            <w:r>
+              <w:t>enterprise-</w:t>
+            </w:r>
+            <w:proofErr w:type="spellStart"/>
+            <w:r>
+              <w:t>hr</w:t>
+            </w:r>
+            <w:proofErr w:type="spellEnd"/>
+            <w:r>
+              <w:t>-</w:t>
+            </w:r>
+            <w:proofErr w:type="spellStart"/>
+            <w:r>
+              <w:t>finance.vercel.app</w:t>
+            </w:r>
+            <w:proofErr w:type="spellEnd"/>
+            <w:r>
+              <w:t>/agents/controls</w:t>
+            </w:r>
+          </w:p>
+        </w:tc>
+      </w:tr>
+      <w:tr>
+        <w:trPr>
+          <w:tblCellSpacing w:w="15" w:type="dxa"/>
+        </w:trPr>
+        <w:tc>
+          <w:tcPr>
+            <w:tcW w:w="0" w:type="auto"/>
+            <w:vAlign w:val="center"/>
+            <w:hideMark/>
+          </w:tcPr>
+          <w:p>
+            <w:r>
+              <w:t>4</w:t>
+            </w:r>
+          </w:p>
+        </w:tc>
+        <w:tc>
+          <w:tcPr>
+            <w:tcW w:w="0" w:type="auto"/>
+            <w:vAlign w:val="center"/>
+            <w:hideMark/>
+          </w:tcPr>
+          <w:p>
+            <w:r>
+              <w:t>enterprise-</w:t>
+            </w:r>
+            <w:proofErr w:type="spellStart"/>
+            <w:r>
+              <w:t>hr</w:t>
+            </w:r>
+            <w:proofErr w:type="spellEnd"/>
+            <w:r>
+              <w:t>-</w:t>
+            </w:r>
+            <w:proofErr w:type="spellStart"/>
+            <w:r>
+              <w:t>finance.vercel.app</w:t>
+            </w:r>
+            <w:proofErr w:type="spellEnd"/>
+            <w:r>
+              <w:t>/security</w:t>
+            </w:r>
+          </w:p>
+        </w:tc>
+      </w:tr>
+      <w:tr>
+        <w:trPr>
+          <w:tblCellSpacing w:w="15" w:type="dxa"/>
+        </w:trPr>
+        <w:tc>
+          <w:tcPr>
+            <w:tcW w:w="0" w:type="auto"/>
+            <w:vAlign w:val="center"/>
+            <w:hideMark/>
+          </w:tcPr>
+          <w:p>
+            <w:r>
+              <w:t>5</w:t>
+            </w:r>
+          </w:p>
+        </w:tc>
+        <w:tc>
+          <w:tcPr>
+            <w:tcW w:w="0" w:type="auto"/>
+            <w:vAlign w:val="center"/>
+            <w:hideMark/>
+          </w:tcPr>
+          <w:p>
+            <w:r>
+              <w:t>enterprise-</w:t>
+            </w:r>
+            <w:proofErr w:type="spellStart"/>
+            <w:r>
+              <w:t>hr</w:t>
+            </w:r>
+            <w:proofErr w:type="spellEnd"/>
+            <w:r>
+              <w:t>-</w:t>
+            </w:r>
+            <w:proofErr w:type="spellStart"/>
+            <w:r>
+              <w:t>finance.vercel.app</w:t>
+            </w:r>
+            <w:proofErr w:type="spellEnd"/>
+            <w:r>
+              <w:t>/pricing</w:t>
+            </w:r>
+          </w:p>
+        </w:tc>
+      </w:tr>
+    </w:tbl>
+    <w:p>
+      <w:r>
+        <w:rPr>
+          <w:b/>
+          <w:bCs/>
+        </w:rPr>
+        <w:t>Do not pre-open the dashboard.</w:t>
+      </w:r>
+      <w:r>
+        <w:t xml:space="preserve"> You open it live on camera at 1:25 so the stream is seen connecting.</w:t>
+      </w:r>
+    </w:p>
+    <w:p>
+      <w:r>
+        <w:t xml:space="preserve">Every beat </w:t>
       </w:r>
       <w:proofErr w:type="gramStart"/>
       <w:r>
-        <w:t>job, and</w:t>
+        <w:t>names</w:t>
       </w:r>
       <w:proofErr w:type="gramEnd"/>
       <w:r>
-        <w:t xml:space="preserve"> stop at a named human before anything consequential."</w:t>
-      </w:r>
-    </w:p>
-    <w:p>
+        <w:t xml:space="preserve"> the exact heading to scroll to, with the pixel depth as a cross-check. Aim for the heading, not the number. Scroll smoothly, roughly 800 </w:t>
+      </w:r>
+      <w:proofErr w:type="spellStart"/>
+      <w:r>
+        <w:t>px</w:t>
+      </w:r>
+      <w:proofErr w:type="spellEnd"/>
+      <w:r>
+        <w:t xml:space="preserve"> per second.</w:t>
+      </w:r>
+    </w:p>
+    <w:p>
+      <w:r>
+        <w:rPr>
+          <w:b/>
+          <w:bCs/>
+        </w:rPr>
+        <w:t>About the hero card:</w:t>
+      </w:r>
+      <w:r>
+        <w:t xml:space="preserve"> it is driven by the live event engine, so its contents change every few seconds and the dollar amounts differ on every take. Never read an exact figure from it.</w:t>
+      </w:r>
+    </w:p>
+    <w:p>
+      <w:r>
+        <w:pict w14:anchorId="16F750D7">
+          <v:rect id="_x0000_i1080" style="width:0;height:1.5pt" o:hralign="center" o:hrstd="t" o:hr="t" fillcolor="#a0a0a0" stroked="f"/>
+        </w:pict>
+      </w:r>
+    </w:p>
+    <w:p>
+      <w:pPr>
+        <w:rPr>
+          <w:b/>
+          <w:bCs/>
+        </w:rPr>
+      </w:pPr>
+      <w:r>
+        <w:rPr>
+          <w:b/>
+          <w:bCs/>
+        </w:rPr>
+        <w:t>0:00 — 0:30 · The hook: work that stopped itself</w:t>
+      </w:r>
+    </w:p>
+    <w:p>
+      <w:r>
+        <w:rPr>
+          <w:b/>
+          <w:bCs/>
+        </w:rPr>
+        <w:t>Screen.</w:t>
+      </w:r>
+      <w:r>
+        <w:t xml:space="preserve"> Tab 1, home page, top, nothing scrolled. In the right half of the hero, under the globe, is a card captioned </w:t>
+      </w:r>
+      <w:r>
+        <w:rPr>
+          <w:b/>
+          <w:bCs/>
+        </w:rPr>
+        <w:t>AT THE GATEWAY</w:t>
+      </w:r>
+      <w:r>
+        <w:t xml:space="preserve"> with an amber </w:t>
+      </w:r>
+      <w:r>
+        <w:rPr>
+          <w:b/>
+          <w:bCs/>
+        </w:rPr>
+        <w:t>Needs approval</w:t>
+      </w:r>
+      <w:r>
+        <w:t xml:space="preserve"> tag and </w:t>
+      </w:r>
+      <w:r>
+        <w:rPr>
+          <w:b/>
+          <w:bCs/>
+        </w:rPr>
+        <w:t>Approve</w:t>
+      </w:r>
+      <w:r>
+        <w:t xml:space="preserve"> / </w:t>
+      </w:r>
+      <w:r>
+        <w:rPr>
+          <w:b/>
+          <w:bCs/>
+        </w:rPr>
+        <w:t>Decline</w:t>
+      </w:r>
+      <w:r>
+        <w:t xml:space="preserve"> buttons. On a fresh load it reads </w:t>
+      </w:r>
       <w:r>
         <w:rPr>
           <w:i/>
           <w:iCs/>
         </w:rPr>
-        <w:t>Point the cursor at the globe as a node crosses the meridian and the card swaps.</w:t>
-      </w:r>
-    </w:p>
-    <w:p>
-      <w:r>
-        <w:t>"That object isn't decoration. Each node is an agent. When one crosses the governed line, the card shows what it just did and what a person still has to approve."</w:t>
+        <w:t>"Blocked run · pre-flight check failed · 3 missing I-9 verifications · Payroll."</w:t>
+      </w:r>
+      <w:r>
+        <w:t xml:space="preserve"> Start on that card.</w:t>
+      </w:r>
+    </w:p>
+    <w:p>
+      <w:r>
+        <w:rPr>
+          <w:b/>
+          <w:bCs/>
+        </w:rPr>
+        <w:t>Action.</w:t>
+      </w:r>
+      <w:r>
+        <w:t xml:space="preserve"> Rest the cursor beside the card. Do not click.</w:t>
+      </w:r>
+    </w:p>
+    <w:p>
+      <w:r>
+        <w:t>"A payroll run just stopped itself. Three people are missing I-9 verifications, so the agent held the run and put it in front of a human."</w:t>
+      </w:r>
+    </w:p>
+    <w:p>
+      <w:r>
+        <w:rPr>
+          <w:b/>
+          <w:bCs/>
+        </w:rPr>
+        <w:t>Action.</w:t>
+      </w:r>
+      <w:r>
+        <w:t xml:space="preserve"> Within about three seconds the card changes on its own as a blue dot crosses the blue line. Point at it as it changes.</w:t>
+      </w:r>
+    </w:p>
+    <w:p>
+      <w:r>
+        <w:t>"And there's the next one. Different agent, a duplicate invoice, caught before it paid twice."</w:t>
+      </w:r>
+    </w:p>
+    <w:p>
+      <w:r>
+        <w:rPr>
+          <w:b/>
+          <w:bCs/>
+        </w:rPr>
+        <w:t>Action.</w:t>
+      </w:r>
+      <w:r>
+        <w:t xml:space="preserve"> Move the cursor to the vertical blue line on the globe and hold.</w:t>
+      </w:r>
+    </w:p>
+    <w:p>
+      <w:r>
+        <w:t xml:space="preserve">"That's Meridian. Twelve AI agents </w:t>
+      </w:r>
+      <w:proofErr w:type="gramStart"/>
+      <w:r>
+        <w:t>doing</w:t>
+      </w:r>
+      <w:proofErr w:type="gramEnd"/>
+      <w:r>
+        <w:t xml:space="preserve"> HR and finance work. Each dot is an agent, and the blue line is the governed one."</w:t>
       </w:r>
     </w:p>
     <w:p>
@@ -50,53 +817,648 @@
           <w:i/>
           <w:iCs/>
         </w:rPr>
-        <w:t>Scroll to the agent contract strip, then click through to /agents.</w:t>
-      </w:r>
-    </w:p>
-    <w:p>
-      <w:r>
-        <w:t xml:space="preserve">"Six terms every agent </w:t>
+        <w:t xml:space="preserve">If the card hasn't changed when you finish the first line, wait. The change is </w:t>
       </w:r>
       <w:proofErr w:type="gramStart"/>
-      <w:r>
-        <w:t>ships</w:t>
-      </w:r>
-      <w:proofErr w:type="gramEnd"/>
-      <w:r>
-        <w:t xml:space="preserve"> with: one workflow, only permitted data, every action logged, human approval on consequential actions, a measurable outcome, and your choice of model."</w:t>
-      </w:r>
-    </w:p>
-    <w:p>
       <w:r>
         <w:rPr>
           <w:i/>
           <w:iCs/>
         </w:rPr>
-        <w:t>Open /agents/controls.</w:t>
-      </w:r>
-    </w:p>
-    <w:p>
-      <w:r>
-        <w:t>"Here's the Controls Agent. It tests every transaction for duplicates and policy breaches. $283,000 a year in duplicate payments avoided at one design partner — and that figure is footnoted as a modeled outcome, because we're not going to invent customers."</w:t>
-      </w:r>
-    </w:p>
-    <w:p>
+        <w:t>the proof</w:t>
+      </w:r>
+      <w:proofErr w:type="gramEnd"/>
       <w:r>
         <w:rPr>
           <w:i/>
           <w:iCs/>
         </w:rPr>
-        <w:t>Scroll to the product mockup showing the exceptions table.</w:t>
-      </w:r>
-    </w:p>
-    <w:p>
-      <w:r>
-        <w:t>"Data it reads, actions it takes, and what needs approval — stated separately, on every agent page."</w:t>
-      </w:r>
-    </w:p>
-    <w:p>
-      <w:r>
-        <w:t>"This is the operations surface, streaming over Server-Sent Events."</w:t>
+        <w:t>.</w:t>
+      </w:r>
+    </w:p>
+    <w:p>
+      <w:r>
+        <w:pict w14:anchorId="28E4F92F">
+          <v:rect id="_x0000_i1081" style="width:0;height:1.5pt" o:hralign="center" o:hrstd="t" o:hr="t" fillcolor="#a0a0a0" stroked="f"/>
+        </w:pict>
+      </w:r>
+    </w:p>
+    <w:p>
+      <w:pPr>
+        <w:rPr>
+          <w:b/>
+          <w:bCs/>
+        </w:rPr>
+      </w:pPr>
+      <w:r>
+        <w:rPr>
+          <w:b/>
+          <w:bCs/>
+        </w:rPr>
+        <w:t>0:30 — 0:55 · How a buyer reads the catalog</w:t>
+      </w:r>
+    </w:p>
+    <w:p>
+      <w:r>
+        <w:rPr>
+          <w:b/>
+          <w:bCs/>
+        </w:rPr>
+        <w:t>Screen.</w:t>
+      </w:r>
+      <w:r>
+        <w:t xml:space="preserve"> Still tab 1. Scroll to the heading </w:t>
+      </w:r>
+      <w:r>
+        <w:rPr>
+          <w:b/>
+          <w:bCs/>
+        </w:rPr>
+        <w:t>Six terms every agent runs under.</w:t>
+      </w:r>
+      <w:r>
+        <w:t xml:space="preserve"> (about 1,740 </w:t>
+      </w:r>
+      <w:proofErr w:type="spellStart"/>
+      <w:r>
+        <w:t>px</w:t>
+      </w:r>
+      <w:proofErr w:type="spellEnd"/>
+      <w:r>
+        <w:t>). Hold two seconds with all six terms in frame.</w:t>
+      </w:r>
+    </w:p>
+    <w:p>
+      <w:r>
+        <w:t xml:space="preserve">"Buyers here don't have a model problem, they have a governance problem. </w:t>
+      </w:r>
+      <w:proofErr w:type="gramStart"/>
+      <w:r>
+        <w:t>So</w:t>
+      </w:r>
+      <w:proofErr w:type="gramEnd"/>
+      <w:r>
+        <w:t xml:space="preserve"> every agent ships under the same six terms: one workflow, only permitted data, every action logged, human approval, a measurable outcome, your choice of model."</w:t>
+      </w:r>
+    </w:p>
+    <w:p>
+      <w:r>
+        <w:rPr>
+          <w:b/>
+          <w:bCs/>
+        </w:rPr>
+        <w:t>Action.</w:t>
+      </w:r>
+      <w:r>
+        <w:t xml:space="preserve"> Switch to tab 2. Scroll past </w:t>
+      </w:r>
+      <w:r>
+        <w:rPr>
+          <w:b/>
+          <w:bCs/>
+        </w:rPr>
+        <w:t>HR agents</w:t>
+      </w:r>
+      <w:r>
+        <w:t xml:space="preserve">, stopping with </w:t>
+      </w:r>
+      <w:r>
+        <w:rPr>
+          <w:b/>
+          <w:bCs/>
+        </w:rPr>
+        <w:t>Finance agents</w:t>
+      </w:r>
+      <w:r>
+        <w:t xml:space="preserve"> near the top (about 1,767 </w:t>
+      </w:r>
+      <w:proofErr w:type="spellStart"/>
+      <w:r>
+        <w:t>px</w:t>
+      </w:r>
+      <w:proofErr w:type="spellEnd"/>
+      <w:r>
+        <w:t>).</w:t>
+      </w:r>
+    </w:p>
+    <w:p>
+      <w:r>
+        <w:t xml:space="preserve">"Twelve agents, grouped the way the buying committee is. Each </w:t>
+      </w:r>
+      <w:proofErr w:type="gramStart"/>
+      <w:r>
+        <w:t>names</w:t>
+      </w:r>
+      <w:proofErr w:type="gramEnd"/>
+      <w:r>
+        <w:t xml:space="preserve"> one job and the number it's accountable for. Narrow is what actually gets deployed."</w:t>
+      </w:r>
+    </w:p>
+    <w:p>
+      <w:r>
+        <w:pict w14:anchorId="733858F0">
+          <v:rect id="_x0000_i1082" style="width:0;height:1.5pt" o:hralign="center" o:hrstd="t" o:hr="t" fillcolor="#a0a0a0" stroked="f"/>
+        </w:pict>
+      </w:r>
+    </w:p>
+    <w:p>
+      <w:pPr>
+        <w:rPr>
+          <w:b/>
+          <w:bCs/>
+        </w:rPr>
+      </w:pPr>
+      <w:r>
+        <w:rPr>
+          <w:b/>
+          <w:bCs/>
+        </w:rPr>
+        <w:t>0:55 — 1:25 · The agent that caught the invoice</w:t>
+      </w:r>
+    </w:p>
+    <w:p>
+      <w:r>
+        <w:rPr>
+          <w:b/>
+          <w:bCs/>
+        </w:rPr>
+        <w:t>Screen.</w:t>
+      </w:r>
+      <w:r>
+        <w:t xml:space="preserve"> Tab 3. Start at the top with the H1 </w:t>
+      </w:r>
+      <w:r>
+        <w:rPr>
+          <w:b/>
+          <w:bCs/>
+        </w:rPr>
+        <w:t>Controls Agent</w:t>
+      </w:r>
+      <w:r>
+        <w:t xml:space="preserve"> and the outcome figure beside it both visible.</w:t>
+      </w:r>
+    </w:p>
+    <w:p>
+      <w:r>
+        <w:t>"Here's the agent that caught that invoice. It tests every transaction for duplicates and policy breaches. Two hundred and eighty-three thousand dollars a year in duplicate payments avoided at one design partner, footnoted as a modelled outcome."</w:t>
+      </w:r>
+    </w:p>
+    <w:p>
+      <w:r>
+        <w:rPr>
+          <w:b/>
+          <w:bCs/>
+        </w:rPr>
+        <w:t>Action.</w:t>
+      </w:r>
+      <w:r>
+        <w:t xml:space="preserve"> Scroll to </w:t>
+      </w:r>
+      <w:r>
+        <w:rPr>
+          <w:b/>
+          <w:bCs/>
+        </w:rPr>
+        <w:t>Data, actions, and approvals</w:t>
+      </w:r>
+      <w:r>
+        <w:t xml:space="preserve"> (about 2,686 </w:t>
+      </w:r>
+      <w:proofErr w:type="spellStart"/>
+      <w:r>
+        <w:t>px</w:t>
+      </w:r>
+      <w:proofErr w:type="spellEnd"/>
+      <w:r>
+        <w:t>). Frame all three columns at once, then move the cursor left to right across them. Hold this frame; it is the strongest shot in the video.</w:t>
+      </w:r>
+    </w:p>
+    <w:p>
+      <w:r>
+        <w:t xml:space="preserve">"And this is what procurement reads, on all twelve pages. What it sees. What </w:t>
+      </w:r>
+      <w:proofErr w:type="gramStart"/>
+      <w:r>
+        <w:t>it can</w:t>
+      </w:r>
+      <w:proofErr w:type="gramEnd"/>
+      <w:r>
+        <w:t xml:space="preserve"> do alone. </w:t>
+      </w:r>
+      <w:proofErr w:type="gramStart"/>
+      <w:r>
+        <w:t>What it</w:t>
+      </w:r>
+      <w:proofErr w:type="gramEnd"/>
+      <w:r>
+        <w:t xml:space="preserve"> can never do without a person."</w:t>
+      </w:r>
+    </w:p>
+    <w:p>
+      <w:r>
+        <w:pict w14:anchorId="53B8D95C">
+          <v:rect id="_x0000_i1083" style="width:0;height:1.5pt" o:hralign="center" o:hrstd="t" o:hr="t" fillcolor="#a0a0a0" stroked="f"/>
+        </w:pict>
+      </w:r>
+    </w:p>
+    <w:p>
+      <w:pPr>
+        <w:rPr>
+          <w:b/>
+          <w:bCs/>
+        </w:rPr>
+      </w:pPr>
+      <w:r>
+        <w:rPr>
+          <w:b/>
+          <w:bCs/>
+        </w:rPr>
+        <w:t>1:25 — 2:00 · The live workspace, and the decision</w:t>
+      </w:r>
+    </w:p>
+    <w:p>
+      <w:r>
+        <w:rPr>
+          <w:b/>
+          <w:bCs/>
+        </w:rPr>
+        <w:t>Screen.</w:t>
+      </w:r>
+      <w:r>
+        <w:t xml:space="preserve"> Open a new tab and type enterprise-</w:t>
+      </w:r>
+      <w:proofErr w:type="spellStart"/>
+      <w:r>
+        <w:t>hr</w:t>
+      </w:r>
+      <w:proofErr w:type="spellEnd"/>
+      <w:r>
+        <w:t>-</w:t>
+      </w:r>
+      <w:proofErr w:type="spellStart"/>
+      <w:r>
+        <w:t>finance.vercel.app</w:t>
+      </w:r>
+      <w:proofErr w:type="spellEnd"/>
+      <w:r>
+        <w:t>/dashboard on camera. Let it load while you speak.</w:t>
+      </w:r>
+    </w:p>
+    <w:p>
+      <w:r>
+        <w:t>"That workspace, running. This is a live stream, not a recording."</w:t>
+      </w:r>
+    </w:p>
+    <w:p>
+      <w:r>
+        <w:rPr>
+          <w:b/>
+          <w:bCs/>
+        </w:rPr>
+        <w:t>Action.</w:t>
+      </w:r>
+      <w:r>
+        <w:t xml:space="preserve"> Stop talking. Let the feed run in </w:t>
+      </w:r>
+      <w:r>
+        <w:rPr>
+          <w:b/>
+          <w:bCs/>
+        </w:rPr>
+        <w:t>silence for twelve seconds</w:t>
+      </w:r>
+      <w:r>
+        <w:t xml:space="preserve"> while rows arrive. Do not move the cursor.</w:t>
+      </w:r>
+    </w:p>
+    <w:p>
+      <w:r>
+        <w:t>"Every row is an action, what it cost, and whether a person still has to decide. Amber means one thing here: a human must approve."</w:t>
+      </w:r>
+    </w:p>
+    <w:p>
+      <w:r>
+        <w:rPr>
+          <w:b/>
+          <w:bCs/>
+        </w:rPr>
+        <w:t>Action.</w:t>
+      </w:r>
+      <w:r>
+        <w:t xml:space="preserve"> Scroll to </w:t>
+      </w:r>
+      <w:r>
+        <w:rPr>
+          <w:b/>
+          <w:bCs/>
+        </w:rPr>
+        <w:t>Awaiting your approval</w:t>
+      </w:r>
+      <w:r>
+        <w:t xml:space="preserve"> (about 1,286 </w:t>
+      </w:r>
+      <w:proofErr w:type="spellStart"/>
+      <w:r>
+        <w:t>px</w:t>
+      </w:r>
+      <w:proofErr w:type="spellEnd"/>
+      <w:r>
+        <w:t xml:space="preserve">). Pick the row with the largest dollar amount, hover one second, then click </w:t>
+      </w:r>
+      <w:r>
+        <w:rPr>
+          <w:b/>
+          <w:bCs/>
+        </w:rPr>
+        <w:t>Approve</w:t>
+      </w:r>
+      <w:r>
+        <w:t xml:space="preserve"> and let it resolve.</w:t>
+      </w:r>
+    </w:p>
+    <w:p>
+      <w:r>
+        <w:t>"The agent found it, held it, and a named person released it. That record is what an auditor asks for."</w:t>
+      </w:r>
+    </w:p>
+    <w:p>
+      <w:r>
+        <w:rPr>
+          <w:b/>
+          <w:bCs/>
+        </w:rPr>
+        <w:t>Action.</w:t>
+      </w:r>
+      <w:r>
+        <w:t xml:space="preserve"> Scroll up to </w:t>
+      </w:r>
+      <w:r>
+        <w:rPr>
+          <w:b/>
+          <w:bCs/>
+        </w:rPr>
+        <w:t>Credits · Growth plan</w:t>
+      </w:r>
+      <w:r>
+        <w:t xml:space="preserve"> (975 </w:t>
+      </w:r>
+      <w:proofErr w:type="spellStart"/>
+      <w:r>
+        <w:t>px</w:t>
+      </w:r>
+      <w:proofErr w:type="spellEnd"/>
+      <w:r>
+        <w:t>), cursor on the meter.</w:t>
+      </w:r>
+    </w:p>
+    <w:p>
+      <w:r>
+        <w:t>"And every action meters against the plan's allowance."</w:t>
+      </w:r>
+    </w:p>
+    <w:p>
+      <w:r>
+        <w:pict w14:anchorId="75778718">
+          <v:rect id="_x0000_i1084" style="width:0;height:1.5pt" o:hralign="center" o:hrstd="t" o:hr="t" fillcolor="#a0a0a0" stroked="f"/>
+        </w:pict>
+      </w:r>
+    </w:p>
+    <w:p>
+      <w:pPr>
+        <w:rPr>
+          <w:b/>
+          <w:bCs/>
+        </w:rPr>
+      </w:pPr>
+      <w:r>
+        <w:rPr>
+          <w:b/>
+          <w:bCs/>
+        </w:rPr>
+        <w:t>2:00 — 2:25 · What holds it up</w:t>
+      </w:r>
+    </w:p>
+    <w:p>
+      <w:r>
+        <w:rPr>
+          <w:b/>
+          <w:bCs/>
+        </w:rPr>
+        <w:t>Screen.</w:t>
+      </w:r>
+      <w:r>
+        <w:t xml:space="preserve"> Tab 4. Scroll to </w:t>
+      </w:r>
+      <w:r>
+        <w:rPr>
+          <w:b/>
+          <w:bCs/>
+        </w:rPr>
+        <w:t>Four controls, enforced below the agent.</w:t>
+      </w:r>
+      <w:r>
+        <w:t xml:space="preserve"> (about 1,720 </w:t>
+      </w:r>
+      <w:proofErr w:type="spellStart"/>
+      <w:r>
+        <w:t>px</w:t>
+      </w:r>
+      <w:proofErr w:type="spellEnd"/>
+      <w:r>
+        <w:t>).</w:t>
+      </w:r>
+    </w:p>
+    <w:p>
+      <w:r>
+        <w:t>"Underneath: four controls enforced below the agent, not inside its prompt. Scope. Inherited permissions. Approval gates. A hash-chained log."</w:t>
+      </w:r>
+    </w:p>
+    <w:p>
+      <w:r>
+        <w:rPr>
+          <w:b/>
+          <w:bCs/>
+        </w:rPr>
+        <w:t>Action.</w:t>
+      </w:r>
+      <w:r>
+        <w:t xml:space="preserve"> Keep scrolling to </w:t>
+      </w:r>
+      <w:r>
+        <w:rPr>
+          <w:b/>
+          <w:bCs/>
+        </w:rPr>
+        <w:t>Where data goes, and where it does not.</w:t>
+      </w:r>
+      <w:r>
+        <w:t xml:space="preserve"> (about 6,180 </w:t>
+      </w:r>
+      <w:proofErr w:type="spellStart"/>
+      <w:r>
+        <w:t>px</w:t>
+      </w:r>
+      <w:proofErr w:type="spellEnd"/>
+      <w:r>
+        <w:t>), diagram filling the frame.</w:t>
+      </w:r>
+    </w:p>
+    <w:p>
+      <w:r>
+        <w:t>"No training on customer data. Reads scoped and logged. Residency per workspace. Everything a security reviewer asks, on one page."</w:t>
+      </w:r>
+    </w:p>
+    <w:p>
+      <w:r>
+        <w:pict w14:anchorId="05869A69">
+          <v:rect id="_x0000_i1085" style="width:0;height:1.5pt" o:hralign="center" o:hrstd="t" o:hr="t" fillcolor="#a0a0a0" stroked="f"/>
+        </w:pict>
+      </w:r>
+    </w:p>
+    <w:p>
+      <w:pPr>
+        <w:rPr>
+          <w:b/>
+          <w:bCs/>
+        </w:rPr>
+      </w:pPr>
+      <w:r>
+        <w:rPr>
+          <w:b/>
+          <w:bCs/>
+        </w:rPr>
+        <w:t>2:25 — 2:50 · How it makes money</w:t>
+      </w:r>
+    </w:p>
+    <w:p>
+      <w:r>
+        <w:rPr>
+          <w:b/>
+          <w:bCs/>
+        </w:rPr>
+        <w:t>Screen.</w:t>
+      </w:r>
+      <w:r>
+        <w:t xml:space="preserve"> Tab 5, top, three plans in frame. Click </w:t>
+      </w:r>
+      <w:r>
+        <w:rPr>
+          <w:b/>
+          <w:bCs/>
+        </w:rPr>
+        <w:t>Annual</w:t>
+      </w:r>
+      <w:r>
+        <w:t xml:space="preserve"> so prices change, then </w:t>
+      </w:r>
+      <w:r>
+        <w:rPr>
+          <w:b/>
+          <w:bCs/>
+        </w:rPr>
+        <w:t>Monthly</w:t>
+      </w:r>
+      <w:r>
+        <w:t xml:space="preserve"> to restore.</w:t>
+      </w:r>
+    </w:p>
+    <w:p>
+      <w:r>
+        <w:t>"Pricing is consumption, not seats. When software does the work, charging per human charges for the wrong thing. You buy credits and spend them per completed action."</w:t>
+      </w:r>
+    </w:p>
+    <w:p>
+      <w:r>
+        <w:rPr>
+          <w:b/>
+          <w:bCs/>
+        </w:rPr>
+        <w:t>Action.</w:t>
+      </w:r>
+      <w:r>
+        <w:t xml:space="preserve"> Scroll to </w:t>
+      </w:r>
+      <w:r>
+        <w:rPr>
+          <w:b/>
+          <w:bCs/>
+        </w:rPr>
+        <w:t>Size your credit pool</w:t>
+      </w:r>
+      <w:r>
+        <w:t xml:space="preserve"> (about 2,816 </w:t>
+      </w:r>
+      <w:proofErr w:type="spellStart"/>
+      <w:r>
+        <w:t>px</w:t>
+      </w:r>
+      <w:proofErr w:type="spellEnd"/>
+      <w:r>
+        <w:t xml:space="preserve">). Under </w:t>
+      </w:r>
+      <w:r>
+        <w:rPr>
+          <w:b/>
+          <w:bCs/>
+        </w:rPr>
+        <w:t>Your volumes</w:t>
+      </w:r>
+      <w:r>
+        <w:t xml:space="preserve">, drag </w:t>
+      </w:r>
+      <w:r>
+        <w:rPr>
+          <w:b/>
+          <w:bCs/>
+        </w:rPr>
+        <w:t>HR cases per month</w:t>
+      </w:r>
+      <w:r>
+        <w:t xml:space="preserve"> slowly to about double and let the right-hand panel recalculate on screen.</w:t>
+      </w:r>
+    </w:p>
+    <w:p>
+      <w:r>
+        <w:t>"Put in your volumes and it returns a credit estimate, the plan that fits, and the hours it hands back. Stripe is wired end to end."</w:t>
+      </w:r>
+    </w:p>
+    <w:p>
+      <w:r>
+        <w:pict w14:anchorId="17DE56D5">
+          <v:rect id="_x0000_i1086" style="width:0;height:1.5pt" o:hralign="center" o:hrstd="t" o:hr="t" fillcolor="#a0a0a0" stroked="f"/>
+        </w:pict>
+      </w:r>
+    </w:p>
+    <w:p>
+      <w:pPr>
+        <w:rPr>
+          <w:b/>
+          <w:bCs/>
+        </w:rPr>
+      </w:pPr>
+      <w:r>
+        <w:rPr>
+          <w:b/>
+          <w:bCs/>
+        </w:rPr>
+        <w:t>2:50 — 3:00 · Close</w:t>
+      </w:r>
+    </w:p>
+    <w:p>
+      <w:r>
+        <w:rPr>
+          <w:b/>
+          <w:bCs/>
+        </w:rPr>
+        <w:t>Screen.</w:t>
+      </w:r>
+      <w:r>
+        <w:t xml:space="preserve"> Back to tab 1, top of the home page.</w:t>
+      </w:r>
+    </w:p>
+    <w:p>
+      <w:r>
+        <w:t>"A hundred and sixty-five pages, sub-second load, zero layout shift. The execution layer is next, and the dashboard says so. It's live, and the repo is public."</w:t>
       </w:r>
     </w:p>
     <w:p>
@@ -105,133 +1467,181 @@
           <w:i/>
           <w:iCs/>
         </w:rPr>
-        <w:t xml:space="preserve">Let 10–15 seconds pass silently so rows visibly arrive. Do not talk </w:t>
-      </w:r>
-      <w:proofErr w:type="gramStart"/>
-      <w:r>
-        <w:rPr>
-          <w:i/>
-          <w:iCs/>
-        </w:rPr>
-        <w:t>over it</w:t>
-      </w:r>
-      <w:proofErr w:type="gramEnd"/>
-      <w:r>
-        <w:rPr>
-          <w:i/>
-          <w:iCs/>
-        </w:rPr>
-        <w:t>.</w:t>
-      </w:r>
-    </w:p>
-    <w:p>
-      <w:r>
-        <w:t>"Every row is an action an agent took, what it cost in credits, and whether a person still has to decide. Amber means one thing on this entire site: a human must approve."</w:t>
-      </w:r>
-    </w:p>
-    <w:p>
-      <w:r>
-        <w:rPr>
-          <w:i/>
-          <w:iCs/>
-        </w:rPr>
-        <w:t>Scroll to the approvals queue and click Approve on one item.</w:t>
-      </w:r>
-    </w:p>
-    <w:p>
-      <w:r>
-        <w:t xml:space="preserve">"The approvals queue is the product thesis made </w:t>
-      </w:r>
-      <w:proofErr w:type="gramStart"/>
-      <w:r>
-        <w:t>literal</w:t>
-      </w:r>
-      <w:proofErr w:type="gramEnd"/>
-      <w:r>
-        <w:t>. This is a simulated workspace driven by a deterministic engine — the platform is deployed, the execution layer is what we build next, and we say so on the page."</w:t>
-      </w:r>
-    </w:p>
-    <w:p>
-      <w:r>
-        <w:rPr>
-          <w:i/>
-          <w:iCs/>
-        </w:rPr>
-        <w:t>Point at the credits meter.</w:t>
-      </w:r>
-    </w:p>
-    <w:p>
-      <w:r>
-        <w:t>"And every action is metered against the plan's credit allowance."</w:t>
-      </w:r>
-    </w:p>
-    <w:p>
-      <w:r>
-        <w:lastRenderedPageBreak/>
-        <w:t xml:space="preserve">"The Registry is the system of </w:t>
-      </w:r>
-      <w:proofErr w:type="gramStart"/>
-      <w:r>
-        <w:t>record</w:t>
-      </w:r>
-      <w:proofErr w:type="gramEnd"/>
-      <w:r>
-        <w:t xml:space="preserve"> for every agent in the enterprise — yours, ours, or a partner's — with owner, permission scope, data touched and compliance status."</w:t>
-      </w:r>
-    </w:p>
-    <w:p>
-      <w:r>
-        <w:rPr>
-          <w:i/>
-          <w:iCs/>
-        </w:rPr>
-        <w:t>Open /security, land on the spec table.</w:t>
-      </w:r>
-    </w:p>
-    <w:p>
-      <w:r>
-        <w:t xml:space="preserve">"Security at a glance, above the fold, because that's the first thing a procurement reviewer asks for. No training </w:t>
-      </w:r>
-      <w:proofErr w:type="gramStart"/>
-      <w:r>
-        <w:t>on</w:t>
-      </w:r>
-      <w:proofErr w:type="gramEnd"/>
-      <w:r>
-        <w:t xml:space="preserve"> customer data. Approvals held at the Gateway. EU or US residency per workspace."</w:t>
-      </w:r>
-    </w:p>
-    <w:p>
-      <w:r>
-        <w:rPr>
-          <w:i/>
-          <w:iCs/>
-        </w:rPr>
-        <w:t>Scroll to the controls table and the data-flow diagram.</w:t>
-      </w:r>
-    </w:p>
-    <w:p>
-      <w:r>
-        <w:t>"Controls by domain, a shared responsibility matrix, and the data flow across the trust boundary."</w:t>
-      </w:r>
-    </w:p>
-    <w:p>
-      <w:r>
-        <w:t>"Consumption pricing, not seats. When software does the work, charging per human charges for the wrong thing."</w:t>
-      </w:r>
-    </w:p>
-    <w:p>
-      <w:r>
-        <w:rPr>
-          <w:i/>
-          <w:iCs/>
-        </w:rPr>
-        <w:t>Scroll to the calculator and drag the HR-cases slider up.</w:t>
-      </w:r>
-    </w:p>
-    <w:p>
-      <w:r>
-        <w:t>"Put in your employee count, case volume and invoice volume, and it returns a credit estimate, a recommended plan, and hours saved. Stripe checkout is wired end to end and runs in demo mode until keys are set."</w:t>
+        <w:t>End on the product. No thank-you card, no logo animation.</w:t>
+      </w:r>
+    </w:p>
+    <w:p>
+      <w:r>
+        <w:pict w14:anchorId="47B5F50E">
+          <v:rect id="_x0000_i1087" style="width:0;height:1.5pt" o:hralign="center" o:hrstd="t" o:hr="t" fillcolor="#a0a0a0" stroked="f"/>
+        </w:pict>
+      </w:r>
+    </w:p>
+    <w:p>
+      <w:pPr>
+        <w:rPr>
+          <w:b/>
+          <w:bCs/>
+        </w:rPr>
+      </w:pPr>
+      <w:r>
+        <w:rPr>
+          <w:b/>
+          <w:bCs/>
+        </w:rPr>
+        <w:t>Recording notes</w:t>
+      </w:r>
+    </w:p>
+    <w:p>
+      <w:pPr>
+        <w:numPr>
+          <w:ilvl w:val="0"/>
+          <w:numId w:val="3"/>
+        </w:numPr>
+      </w:pPr>
+      <w:r>
+        <w:rPr>
+          <w:b/>
+          <w:bCs/>
+        </w:rPr>
+        <w:t>The twelve seconds of silence at 1:35 is scripted, not dead air.</w:t>
+      </w:r>
+      <w:r>
+        <w:t xml:space="preserve"> If it feels long while recording, it is working. Cut anything else first.</w:t>
+      </w:r>
+    </w:p>
+    <w:p>
+      <w:pPr>
+        <w:numPr>
+          <w:ilvl w:val="0"/>
+          <w:numId w:val="3"/>
+        </w:numPr>
+      </w:pPr>
+      <w:r>
+        <w:rPr>
+          <w:b/>
+          <w:bCs/>
+        </w:rPr>
+        <w:t>Never read a dollar figure off the hero card.</w:t>
+      </w:r>
+      <w:r>
+        <w:t xml:space="preserve"> Those amounts regenerate every take. The $283,000 on the Controls Agent page is static and safe to say.</w:t>
+      </w:r>
+    </w:p>
+    <w:p>
+      <w:pPr>
+        <w:numPr>
+          <w:ilvl w:val="0"/>
+          <w:numId w:val="3"/>
+        </w:numPr>
+      </w:pPr>
+      <w:r>
+        <w:rPr>
+          <w:b/>
+          <w:bCs/>
+        </w:rPr>
+        <w:t>Rehearse the Approve click</w:t>
+      </w:r>
+      <w:r>
+        <w:t xml:space="preserve"> once before the real take.</w:t>
+      </w:r>
+    </w:p>
+    <w:p>
+      <w:pPr>
+        <w:numPr>
+          <w:ilvl w:val="0"/>
+          <w:numId w:val="3"/>
+        </w:numPr>
+      </w:pPr>
+      <w:r>
+        <w:rPr>
+          <w:b/>
+          <w:bCs/>
+        </w:rPr>
+        <w:t>Keep the cursor still</w:t>
+      </w:r>
+      <w:r>
+        <w:t xml:space="preserve"> unless it is pointing at what you are naming in that sentence.</w:t>
+      </w:r>
+    </w:p>
+    <w:p>
+      <w:pPr>
+        <w:numPr>
+          <w:ilvl w:val="0"/>
+          <w:numId w:val="3"/>
+        </w:numPr>
+      </w:pPr>
+      <w:r>
+        <w:rPr>
+          <w:b/>
+          <w:bCs/>
+        </w:rPr>
+        <w:t>373 spoken words</w:t>
+      </w:r>
+      <w:r>
+        <w:t>, which at a calm 135 wpm is 2:46 plus the 12 seconds of silence, so 2:58. Let scroll transitions ride under the narration rather than pausing between them. If you overrun, cut the 0:30–0:55 catalog beat. Never cut the dashboard.</w:t>
+      </w:r>
+    </w:p>
+    <w:p>
+      <w:pPr>
+        <w:numPr>
+          <w:ilvl w:val="0"/>
+          <w:numId w:val="3"/>
+        </w:numPr>
+      </w:pPr>
+      <w:r>
+        <w:rPr>
+          <w:b/>
+          <w:bCs/>
+        </w:rPr>
+        <w:t>The hackathon allows 2 to 5 minutes</w:t>
+      </w:r>
+      <w:r>
+        <w:t>, so 3:10 or 3:20 is safe. Do not rush to hit 3:00 exactly.</w:t>
+      </w:r>
+    </w:p>
+    <w:p>
+      <w:pPr>
+        <w:numPr>
+          <w:ilvl w:val="0"/>
+          <w:numId w:val="3"/>
+        </w:numPr>
+      </w:pPr>
+      <w:r>
+        <w:rPr>
+          <w:b/>
+          <w:bCs/>
+        </w:rPr>
+        <w:t>If the globe does not appear</w:t>
+      </w:r>
+      <w:r>
+        <w:t xml:space="preserve">, you are under 768 </w:t>
+      </w:r>
+      <w:proofErr w:type="spellStart"/>
+      <w:r>
+        <w:t>px</w:t>
+      </w:r>
+      <w:proofErr w:type="spellEnd"/>
+      <w:r>
+        <w:t xml:space="preserve"> wide, zoomed in, or have reduced motion on. The site serves a static poster in those cases by design.</w:t>
+      </w:r>
+    </w:p>
+    <w:p>
+      <w:pPr>
+        <w:numPr>
+          <w:ilvl w:val="0"/>
+          <w:numId w:val="3"/>
+        </w:numPr>
+      </w:pPr>
+      <w:r>
+        <w:rPr>
+          <w:b/>
+          <w:bCs/>
+        </w:rPr>
+        <w:t>Record the dashboard beat last</w:t>
+      </w:r>
+      <w:r>
+        <w:t xml:space="preserve"> if you are short on time. It is the one shot that cannot be faked.</w:t>
       </w:r>
     </w:p>
     <w:p/>
@@ -248,9 +1658,9 @@
 <file path=word/numbering.xml><?xml version="1.0" encoding="utf-8"?>
 <w:numbering xmlns:wpc="http://schemas.microsoft.com/office/word/2010/wordprocessingCanvas" xmlns:cx="http://schemas.microsoft.com/office/drawing/2014/chartex" xmlns:cx1="http://schemas.microsoft.com/office/drawing/2015/9/8/chartex" xmlns:cx2="http://schemas.microsoft.com/office/drawing/2015/10/21/chartex" xmlns:cx3="http://schemas.microsoft.com/office/drawing/2016/5/9/chartex" xmlns:cx4="http://schemas.microsoft.com/office/drawing/2016/5/10/chartex" xmlns:cx5="http://schemas.microsoft.com/office/drawing/2016/5/11/chartex" xmlns:cx6="http://schemas.microsoft.com/office/drawing/2016/5/12/chartex" xmlns:cx7="http://schemas.microsoft.com/office/drawing/2016/5/13/chartex" xmlns:cx8="http://schemas.microsoft.com/office/drawing/2016/5/14/chartex" xmlns:mc="http://schemas.openxmlformats.org/markup-compatibility/2006" xmlns:aink="http://schemas.microsoft.com/office/drawing/2016/ink" xmlns:am3d="http://schemas.microsoft.com/office/drawing/2017/model3d" xmlns:o="urn:schemas-microsoft-com:office:office" xmlns:oel="http://schemas.microsoft.com/office/2019/extlst" xmlns:r="http://schemas.openxmlformats.org/officeDocument/2006/relationships" xmlns:m="http://schemas.openxmlformats.org/officeDocument/2006/math" xmlns:v="urn:schemas-microsoft-com:vml" xmlns:wp14="http://schemas.microsoft.com/office/word/2010/wordprocessingDrawing" xmlns:wp="http://schemas.openxmlformats.org/drawingml/2006/wordprocessingDrawing" xmlns:w10="urn:schemas-microsoft-com:office:word" xmlns:w="http://schemas.openxmlformats.org/wordprocessingml/2006/main" xmlns:w14="http://schemas.microsoft.com/office/word/2010/wordml" xmlns:w15="http://schemas.microsoft.com/office/word/2012/wordml" xmlns:w16cex="http://schemas.microsoft.com/office/word/2018/wordml/cex" xmlns:w16cid="http://schemas.microsoft.com/office/word/2016/wordml/cid" xmlns:w16="http://schemas.microsoft.com/office/word/2018/wordml" xmlns:w16du="http://schemas.microsoft.com/office/word/2023/wordml/word16du" xmlns:w16sdtdh="http://schemas.microsoft.com/office/word/2020/wordml/sdtdatahash" xmlns:w16sdtfl="http://schemas.microsoft.com/office/word/2024/wordml/sdtformatlock" xmlns:w16se="http://schemas.microsoft.com/office/word/2015/wordml/symex" xmlns:wpg="http://schemas.microsoft.com/office/word/2010/wordprocessingGroup" xmlns:wpi="http://schemas.microsoft.com/office/word/2010/wordprocessingInk" xmlns:wne="http://schemas.microsoft.com/office/word/2006/wordml" xmlns:wps="http://schemas.microsoft.com/office/word/2010/wordprocessingShape" mc:Ignorable="w14 w15 w16se w16cid w16 w16cex w16sdtdh w16sdtfl w16du wp14">
   <w:abstractNum w:abstractNumId="0" w15:restartNumberingAfterBreak="0">
-    <w:nsid w:val="3FF6740E"/>
+    <w:nsid w:val="0A3C5848"/>
     <w:multiLevelType w:val="multilevel"/>
-    <w:tmpl w:val="325EACA0"/>
+    <w:tmpl w:val="234227BC"/>
     <w:lvl w:ilvl="0">
       <w:start w:val="1"/>
       <w:numFmt w:val="bullet"/>
@@ -396,7 +1806,311 @@
       </w:rPr>
     </w:lvl>
   </w:abstractNum>
+  <w:abstractNum w:abstractNumId="1" w15:restartNumberingAfterBreak="0">
+    <w:nsid w:val="3FF6740E"/>
+    <w:multiLevelType w:val="multilevel"/>
+    <w:tmpl w:val="325EACA0"/>
+    <w:lvl w:ilvl="0">
+      <w:start w:val="1"/>
+      <w:numFmt w:val="bullet"/>
+      <w:lvlText w:val=""/>
+      <w:lvlJc w:val="left"/>
+      <w:pPr>
+        <w:tabs>
+          <w:tab w:val="num" w:pos="720"/>
+        </w:tabs>
+        <w:ind w:left="720" w:hanging="360"/>
+      </w:pPr>
+      <w:rPr>
+        <w:rFonts w:ascii="Symbol" w:hAnsi="Symbol" w:hint="default"/>
+        <w:sz w:val="20"/>
+      </w:rPr>
+    </w:lvl>
+    <w:lvl w:ilvl="1" w:tentative="1">
+      <w:start w:val="1"/>
+      <w:numFmt w:val="bullet"/>
+      <w:lvlText w:val="o"/>
+      <w:lvlJc w:val="left"/>
+      <w:pPr>
+        <w:tabs>
+          <w:tab w:val="num" w:pos="1440"/>
+        </w:tabs>
+        <w:ind w:left="1440" w:hanging="360"/>
+      </w:pPr>
+      <w:rPr>
+        <w:rFonts w:ascii="Courier New" w:hAnsi="Courier New" w:hint="default"/>
+        <w:sz w:val="20"/>
+      </w:rPr>
+    </w:lvl>
+    <w:lvl w:ilvl="2" w:tentative="1">
+      <w:start w:val="1"/>
+      <w:numFmt w:val="bullet"/>
+      <w:lvlText w:val=""/>
+      <w:lvlJc w:val="left"/>
+      <w:pPr>
+        <w:tabs>
+          <w:tab w:val="num" w:pos="2160"/>
+        </w:tabs>
+        <w:ind w:left="2160" w:hanging="360"/>
+      </w:pPr>
+      <w:rPr>
+        <w:rFonts w:ascii="Wingdings" w:hAnsi="Wingdings" w:hint="default"/>
+        <w:sz w:val="20"/>
+      </w:rPr>
+    </w:lvl>
+    <w:lvl w:ilvl="3" w:tentative="1">
+      <w:start w:val="1"/>
+      <w:numFmt w:val="bullet"/>
+      <w:lvlText w:val=""/>
+      <w:lvlJc w:val="left"/>
+      <w:pPr>
+        <w:tabs>
+          <w:tab w:val="num" w:pos="2880"/>
+        </w:tabs>
+        <w:ind w:left="2880" w:hanging="360"/>
+      </w:pPr>
+      <w:rPr>
+        <w:rFonts w:ascii="Wingdings" w:hAnsi="Wingdings" w:hint="default"/>
+        <w:sz w:val="20"/>
+      </w:rPr>
+    </w:lvl>
+    <w:lvl w:ilvl="4" w:tentative="1">
+      <w:start w:val="1"/>
+      <w:numFmt w:val="bullet"/>
+      <w:lvlText w:val=""/>
+      <w:lvlJc w:val="left"/>
+      <w:pPr>
+        <w:tabs>
+          <w:tab w:val="num" w:pos="3600"/>
+        </w:tabs>
+        <w:ind w:left="3600" w:hanging="360"/>
+      </w:pPr>
+      <w:rPr>
+        <w:rFonts w:ascii="Wingdings" w:hAnsi="Wingdings" w:hint="default"/>
+        <w:sz w:val="20"/>
+      </w:rPr>
+    </w:lvl>
+    <w:lvl w:ilvl="5" w:tentative="1">
+      <w:start w:val="1"/>
+      <w:numFmt w:val="bullet"/>
+      <w:lvlText w:val=""/>
+      <w:lvlJc w:val="left"/>
+      <w:pPr>
+        <w:tabs>
+          <w:tab w:val="num" w:pos="4320"/>
+        </w:tabs>
+        <w:ind w:left="4320" w:hanging="360"/>
+      </w:pPr>
+      <w:rPr>
+        <w:rFonts w:ascii="Wingdings" w:hAnsi="Wingdings" w:hint="default"/>
+        <w:sz w:val="20"/>
+      </w:rPr>
+    </w:lvl>
+    <w:lvl w:ilvl="6" w:tentative="1">
+      <w:start w:val="1"/>
+      <w:numFmt w:val="bullet"/>
+      <w:lvlText w:val=""/>
+      <w:lvlJc w:val="left"/>
+      <w:pPr>
+        <w:tabs>
+          <w:tab w:val="num" w:pos="5040"/>
+        </w:tabs>
+        <w:ind w:left="5040" w:hanging="360"/>
+      </w:pPr>
+      <w:rPr>
+        <w:rFonts w:ascii="Wingdings" w:hAnsi="Wingdings" w:hint="default"/>
+        <w:sz w:val="20"/>
+      </w:rPr>
+    </w:lvl>
+    <w:lvl w:ilvl="7" w:tentative="1">
+      <w:start w:val="1"/>
+      <w:numFmt w:val="bullet"/>
+      <w:lvlText w:val=""/>
+      <w:lvlJc w:val="left"/>
+      <w:pPr>
+        <w:tabs>
+          <w:tab w:val="num" w:pos="5760"/>
+        </w:tabs>
+        <w:ind w:left="5760" w:hanging="360"/>
+      </w:pPr>
+      <w:rPr>
+        <w:rFonts w:ascii="Wingdings" w:hAnsi="Wingdings" w:hint="default"/>
+        <w:sz w:val="20"/>
+      </w:rPr>
+    </w:lvl>
+    <w:lvl w:ilvl="8" w:tentative="1">
+      <w:start w:val="1"/>
+      <w:numFmt w:val="bullet"/>
+      <w:lvlText w:val=""/>
+      <w:lvlJc w:val="left"/>
+      <w:pPr>
+        <w:tabs>
+          <w:tab w:val="num" w:pos="6480"/>
+        </w:tabs>
+        <w:ind w:left="6480" w:hanging="360"/>
+      </w:pPr>
+      <w:rPr>
+        <w:rFonts w:ascii="Wingdings" w:hAnsi="Wingdings" w:hint="default"/>
+        <w:sz w:val="20"/>
+      </w:rPr>
+    </w:lvl>
+  </w:abstractNum>
+  <w:abstractNum w:abstractNumId="2" w15:restartNumberingAfterBreak="0">
+    <w:nsid w:val="47A245B5"/>
+    <w:multiLevelType w:val="multilevel"/>
+    <w:tmpl w:val="CA62BCB8"/>
+    <w:lvl w:ilvl="0">
+      <w:start w:val="1"/>
+      <w:numFmt w:val="bullet"/>
+      <w:lvlText w:val=""/>
+      <w:lvlJc w:val="left"/>
+      <w:pPr>
+        <w:tabs>
+          <w:tab w:val="num" w:pos="720"/>
+        </w:tabs>
+        <w:ind w:left="720" w:hanging="360"/>
+      </w:pPr>
+      <w:rPr>
+        <w:rFonts w:ascii="Symbol" w:hAnsi="Symbol" w:hint="default"/>
+        <w:sz w:val="20"/>
+      </w:rPr>
+    </w:lvl>
+    <w:lvl w:ilvl="1" w:tentative="1">
+      <w:start w:val="1"/>
+      <w:numFmt w:val="bullet"/>
+      <w:lvlText w:val="o"/>
+      <w:lvlJc w:val="left"/>
+      <w:pPr>
+        <w:tabs>
+          <w:tab w:val="num" w:pos="1440"/>
+        </w:tabs>
+        <w:ind w:left="1440" w:hanging="360"/>
+      </w:pPr>
+      <w:rPr>
+        <w:rFonts w:ascii="Courier New" w:hAnsi="Courier New" w:hint="default"/>
+        <w:sz w:val="20"/>
+      </w:rPr>
+    </w:lvl>
+    <w:lvl w:ilvl="2" w:tentative="1">
+      <w:start w:val="1"/>
+      <w:numFmt w:val="bullet"/>
+      <w:lvlText w:val=""/>
+      <w:lvlJc w:val="left"/>
+      <w:pPr>
+        <w:tabs>
+          <w:tab w:val="num" w:pos="2160"/>
+        </w:tabs>
+        <w:ind w:left="2160" w:hanging="360"/>
+      </w:pPr>
+      <w:rPr>
+        <w:rFonts w:ascii="Wingdings" w:hAnsi="Wingdings" w:hint="default"/>
+        <w:sz w:val="20"/>
+      </w:rPr>
+    </w:lvl>
+    <w:lvl w:ilvl="3" w:tentative="1">
+      <w:start w:val="1"/>
+      <w:numFmt w:val="bullet"/>
+      <w:lvlText w:val=""/>
+      <w:lvlJc w:val="left"/>
+      <w:pPr>
+        <w:tabs>
+          <w:tab w:val="num" w:pos="2880"/>
+        </w:tabs>
+        <w:ind w:left="2880" w:hanging="360"/>
+      </w:pPr>
+      <w:rPr>
+        <w:rFonts w:ascii="Wingdings" w:hAnsi="Wingdings" w:hint="default"/>
+        <w:sz w:val="20"/>
+      </w:rPr>
+    </w:lvl>
+    <w:lvl w:ilvl="4" w:tentative="1">
+      <w:start w:val="1"/>
+      <w:numFmt w:val="bullet"/>
+      <w:lvlText w:val=""/>
+      <w:lvlJc w:val="left"/>
+      <w:pPr>
+        <w:tabs>
+          <w:tab w:val="num" w:pos="3600"/>
+        </w:tabs>
+        <w:ind w:left="3600" w:hanging="360"/>
+      </w:pPr>
+      <w:rPr>
+        <w:rFonts w:ascii="Wingdings" w:hAnsi="Wingdings" w:hint="default"/>
+        <w:sz w:val="20"/>
+      </w:rPr>
+    </w:lvl>
+    <w:lvl w:ilvl="5" w:tentative="1">
+      <w:start w:val="1"/>
+      <w:numFmt w:val="bullet"/>
+      <w:lvlText w:val=""/>
+      <w:lvlJc w:val="left"/>
+      <w:pPr>
+        <w:tabs>
+          <w:tab w:val="num" w:pos="4320"/>
+        </w:tabs>
+        <w:ind w:left="4320" w:hanging="360"/>
+      </w:pPr>
+      <w:rPr>
+        <w:rFonts w:ascii="Wingdings" w:hAnsi="Wingdings" w:hint="default"/>
+        <w:sz w:val="20"/>
+      </w:rPr>
+    </w:lvl>
+    <w:lvl w:ilvl="6" w:tentative="1">
+      <w:start w:val="1"/>
+      <w:numFmt w:val="bullet"/>
+      <w:lvlText w:val=""/>
+      <w:lvlJc w:val="left"/>
+      <w:pPr>
+        <w:tabs>
+          <w:tab w:val="num" w:pos="5040"/>
+        </w:tabs>
+        <w:ind w:left="5040" w:hanging="360"/>
+      </w:pPr>
+      <w:rPr>
+        <w:rFonts w:ascii="Wingdings" w:hAnsi="Wingdings" w:hint="default"/>
+        <w:sz w:val="20"/>
+      </w:rPr>
+    </w:lvl>
+    <w:lvl w:ilvl="7" w:tentative="1">
+      <w:start w:val="1"/>
+      <w:numFmt w:val="bullet"/>
+      <w:lvlText w:val=""/>
+      <w:lvlJc w:val="left"/>
+      <w:pPr>
+        <w:tabs>
+          <w:tab w:val="num" w:pos="5760"/>
+        </w:tabs>
+        <w:ind w:left="5760" w:hanging="360"/>
+      </w:pPr>
+      <w:rPr>
+        <w:rFonts w:ascii="Wingdings" w:hAnsi="Wingdings" w:hint="default"/>
+        <w:sz w:val="20"/>
+      </w:rPr>
+    </w:lvl>
+    <w:lvl w:ilvl="8" w:tentative="1">
+      <w:start w:val="1"/>
+      <w:numFmt w:val="bullet"/>
+      <w:lvlText w:val=""/>
+      <w:lvlJc w:val="left"/>
+      <w:pPr>
+        <w:tabs>
+          <w:tab w:val="num" w:pos="6480"/>
+        </w:tabs>
+        <w:ind w:left="6480" w:hanging="360"/>
+      </w:pPr>
+      <w:rPr>
+        <w:rFonts w:ascii="Wingdings" w:hAnsi="Wingdings" w:hint="default"/>
+        <w:sz w:val="20"/>
+      </w:rPr>
+    </w:lvl>
+  </w:abstractNum>
   <w:num w:numId="1" w16cid:durableId="15424609">
+    <w:abstractNumId w:val="1"/>
+  </w:num>
+  <w:num w:numId="2" w16cid:durableId="810828104">
+    <w:abstractNumId w:val="2"/>
+  </w:num>
+  <w:num w:numId="3" w16cid:durableId="1624506667">
     <w:abstractNumId w:val="0"/>
   </w:num>
 </w:numbering>

--- a/Demo video script.docx
+++ b/Demo video script.docx
@@ -4,1644 +4,230 @@
   <w:body>
     <w:p>
       <w:r>
-        <w:t>Let me check the file on disk.</w:t>
-      </w:r>
-    </w:p>
-    <w:p>
-      <w:r>
-        <w:t>The file is fine on disk: 10,742 bytes, 221 lines, committed and pushed. The preview card rendered blank, which is a display problem, not a content one. Let me put the script directly in the chat.</w:t>
-      </w:r>
-    </w:p>
-    <w:p>
-      <w:r>
-        <w:t>The file has content; the preview card just failed to render it. Here is the whole script inline.</w:t>
-      </w:r>
-    </w:p>
-    <w:p>
-      <w:r>
-        <w:pict w14:anchorId="56DA7CEC">
-          <v:rect id="_x0000_i1079" style="width:0;height:1.5pt" o:hralign="center" o:hrstd="t" o:hr="t" fillcolor="#a0a0a0" stroked="f"/>
-        </w:pict>
+        <w:t>"This is Meridian, an AI-native SaaS for enterprise HR and finance. Twelve agents run the work automatically, around the clock. When something needs a decision, a question box appears in front of a human."</w:t>
+      </w:r>
+    </w:p>
+    <w:p>
+      <w:r>
+        <w:t xml:space="preserve">"That is what the globe shows. Each dot is an agent, the blue line is the governance check, and when an agent crosses </w:t>
+      </w:r>
+      <w:proofErr w:type="gramStart"/>
+      <w:r>
+        <w:t>it</w:t>
+      </w:r>
+      <w:proofErr w:type="gramEnd"/>
+      <w:r>
+        <w:t xml:space="preserve"> the card shows what it did and what a person must approve."</w:t>
       </w:r>
     </w:p>
     <w:p>
       <w:pPr>
         <w:rPr>
-          <w:b/>
-          <w:bCs/>
+          <w:color w:val="EE0000"/>
         </w:rPr>
       </w:pPr>
       <w:r>
         <w:rPr>
-          <w:b/>
-          <w:bCs/>
+          <w:color w:val="EE0000"/>
         </w:rPr>
-        <w:t>Meridian — 3:00 demo video script</w:t>
-      </w:r>
-    </w:p>
-    <w:p>
-      <w:r>
+        <w:t>APPROVAL</w:t>
+      </w:r>
+    </w:p>
+    <w:p>
+      <w:r>
+        <w:t>"Now the five pieces that make it work."</w:t>
+      </w:r>
+    </w:p>
+    <w:p>
+      <w:r>
+        <w:t xml:space="preserve">"Piece one, the agents. </w:t>
+      </w:r>
+    </w:p>
+    <w:p>
+      <w:pPr>
         <w:rPr>
-          <w:b/>
-          <w:bCs/>
+          <w:color w:val="EE0000"/>
         </w:rPr>
-        <w:t>Live site:</w:t>
-      </w:r>
-      <w:r>
-        <w:t xml:space="preserve"> https://enterprise-hr-finance.vercel.app · </w:t>
-      </w:r>
+      </w:pPr>
       <w:r>
         <w:rPr>
-          <w:b/>
-          <w:bCs/>
+          <w:color w:val="EE0000"/>
         </w:rPr>
-        <w:t>Repo:</w:t>
-      </w:r>
-      <w:r>
-        <w:t xml:space="preserve"> https://github.com/alessoh/enterprise-hr-finance</w:t>
+        <w:t>AGENTS</w:t>
+      </w:r>
+    </w:p>
+    <w:p>
+      <w:r>
+        <w:t>Twelve of them, each doing exactly one job — HR cases, payroll, shift coverage, month-end close, audit evidence, contract redlines. Every card names the job and the number that agent is accountable for. Narrow is what makes them deployable."</w:t>
       </w:r>
     </w:p>
     <w:p>
       <w:pPr>
         <w:rPr>
-          <w:b/>
-          <w:bCs/>
+          <w:color w:val="C00000"/>
         </w:rPr>
       </w:pPr>
       <w:r>
         <w:rPr>
-          <w:b/>
-          <w:bCs/>
+          <w:color w:val="C00000"/>
         </w:rPr>
-        <w:t>The story this script tells</w:t>
-      </w:r>
-    </w:p>
-    <w:p>
-      <w:r>
+        <w:t>LIVE DEMO</w:t>
+      </w:r>
+    </w:p>
+    <w:p>
+      <w:r>
+        <w:t>"Piece two. Take the Controls Agent: it tests every transaction for duplicates and policy breaches. Two hundred and eighty-three thousand dollars a year in duplicate payments avoided at one design partner."</w:t>
+      </w:r>
+    </w:p>
+    <w:p>
+      <w:r>
+        <w:t xml:space="preserve">"And this is on all twelve agent pages. What it sees. What </w:t>
+      </w:r>
+      <w:proofErr w:type="gramStart"/>
+      <w:r>
+        <w:t>it can</w:t>
+      </w:r>
+      <w:proofErr w:type="gramEnd"/>
+      <w:r>
+        <w:t xml:space="preserve"> do alone. </w:t>
+      </w:r>
+      <w:proofErr w:type="gramStart"/>
+      <w:r>
+        <w:t>What it</w:t>
+      </w:r>
+      <w:proofErr w:type="gramEnd"/>
+      <w:r>
+        <w:t xml:space="preserve"> can never do without a person. Stopping </w:t>
+      </w:r>
+      <w:proofErr w:type="gramStart"/>
+      <w:r>
+        <w:t>a payment</w:t>
+      </w:r>
+      <w:proofErr w:type="gramEnd"/>
+      <w:r>
+        <w:t xml:space="preserve"> is in that third column."</w:t>
+      </w:r>
+    </w:p>
+    <w:p>
+      <w:r>
+        <w:t>"Piece three: the system running. This is a live stream, not a recording."</w:t>
+      </w:r>
+    </w:p>
+    <w:p>
+      <w:pPr>
         <w:rPr>
-          <w:b/>
-          <w:bCs/>
+          <w:color w:val="C00000"/>
         </w:rPr>
-        <w:t>Work that stopped itself, and the person who had to decide.</w:t>
-      </w:r>
-    </w:p>
-    <w:p>
-      <w:r>
-        <w:t>A payroll run halts because three employees are missing I-9s. A duplicate invoice is caught before it goes out twice. Both land in front of a human. That is the entire pitch, and the video follows that one thread from the hero, into the agent that caught it, into the live workspace where a person clicks Approve, then down into the governance that proves who decided and the meter that bills for it.</w:t>
-      </w:r>
-    </w:p>
-    <w:p>
-      <w:r>
-        <w:t xml:space="preserve">Every page answers the same question a CFO asks: </w:t>
-      </w:r>
+      </w:pPr>
       <w:r>
         <w:rPr>
-          <w:b/>
-          <w:bCs/>
+          <w:color w:val="C00000"/>
         </w:rPr>
-        <w:t>if software is doing the work, who is accountable?</w:t>
-      </w:r>
-      <w:r>
-        <w:t xml:space="preserve"> Do not tour features. Follow the decision.</w:t>
+        <w:t>PERFORMANCE</w:t>
+      </w:r>
+    </w:p>
+    <w:p>
+      <w:r>
+        <w:t xml:space="preserve">"Every row is an agent action, what it </w:t>
+      </w:r>
+      <w:proofErr w:type="gramStart"/>
+      <w:r>
+        <w:t>cost</w:t>
+      </w:r>
+      <w:proofErr w:type="gramEnd"/>
+      <w:r>
+        <w:t>, and whether a person still has to decide. Amber means one thing here: a human must approve."</w:t>
+      </w:r>
+    </w:p>
+    <w:p>
+      <w:r>
+        <w:t xml:space="preserve">"And there is the question box from the opening, for real. The agent found it, held it, and a person </w:t>
+      </w:r>
+      <w:proofErr w:type="gramStart"/>
+      <w:r>
+        <w:t>releases</w:t>
+      </w:r>
+      <w:proofErr w:type="gramEnd"/>
+      <w:r>
+        <w:t xml:space="preserve"> it. That record is what an auditor asks for."</w:t>
+      </w:r>
+    </w:p>
+    <w:p>
+      <w:r>
+        <w:t xml:space="preserve">"Every action </w:t>
+      </w:r>
+      <w:proofErr w:type="gramStart"/>
+      <w:r>
+        <w:t>meters</w:t>
+      </w:r>
+      <w:proofErr w:type="gramEnd"/>
+      <w:r>
+        <w:t xml:space="preserve"> against the plan's allowance."</w:t>
       </w:r>
     </w:p>
     <w:p>
       <w:pPr>
         <w:rPr>
-          <w:b/>
-          <w:bCs/>
+          <w:color w:val="C00000"/>
         </w:rPr>
       </w:pPr>
       <w:r>
         <w:rPr>
-          <w:b/>
-          <w:bCs/>
+          <w:color w:val="C00000"/>
         </w:rPr>
-        <w:t>Before you record</w:t>
-      </w:r>
-    </w:p>
-    <w:tbl>
-      <w:tblPr>
-        <w:tblW w:w="0" w:type="auto"/>
-        <w:tblCellSpacing w:w="15" w:type="dxa"/>
-        <w:tblCellMar>
-          <w:top w:w="15" w:type="dxa"/>
-          <w:left w:w="15" w:type="dxa"/>
-          <w:bottom w:w="15" w:type="dxa"/>
-          <w:right w:w="15" w:type="dxa"/>
-        </w:tblCellMar>
-        <w:tblLook w:val="04A0" w:firstRow="1" w:lastRow="0" w:firstColumn="1" w:lastColumn="0" w:noHBand="0" w:noVBand="1"/>
-      </w:tblPr>
-      <w:tblGrid>
-        <w:gridCol w:w="921"/>
-        <w:gridCol w:w="4882"/>
-      </w:tblGrid>
-      <w:tr>
-        <w:trPr>
-          <w:tblHeader/>
-          <w:tblCellSpacing w:w="15" w:type="dxa"/>
-        </w:trPr>
-        <w:tc>
-          <w:tcPr>
-            <w:tcW w:w="0" w:type="auto"/>
-            <w:vAlign w:val="center"/>
-            <w:hideMark/>
-          </w:tcPr>
-          <w:p>
-            <w:pPr>
-              <w:rPr>
-                <w:b/>
-                <w:bCs/>
-              </w:rPr>
-            </w:pPr>
-            <w:r>
-              <w:rPr>
-                <w:b/>
-                <w:bCs/>
-              </w:rPr>
-              <w:t>Setting</w:t>
-            </w:r>
-          </w:p>
-        </w:tc>
-        <w:tc>
-          <w:tcPr>
-            <w:tcW w:w="0" w:type="auto"/>
-            <w:vAlign w:val="center"/>
-            <w:hideMark/>
-          </w:tcPr>
-          <w:p>
-            <w:pPr>
-              <w:rPr>
-                <w:b/>
-                <w:bCs/>
-              </w:rPr>
-            </w:pPr>
-            <w:r>
-              <w:rPr>
-                <w:b/>
-                <w:bCs/>
-              </w:rPr>
-              <w:t>Value</w:t>
-            </w:r>
-          </w:p>
-        </w:tc>
-      </w:tr>
-      <w:tr>
-        <w:trPr>
-          <w:tblCellSpacing w:w="15" w:type="dxa"/>
-        </w:trPr>
-        <w:tc>
-          <w:tcPr>
-            <w:tcW w:w="0" w:type="auto"/>
-            <w:vAlign w:val="center"/>
-            <w:hideMark/>
-          </w:tcPr>
-          <w:p>
-            <w:r>
-              <w:t>Window</w:t>
-            </w:r>
-          </w:p>
-        </w:tc>
-        <w:tc>
-          <w:tcPr>
-            <w:tcW w:w="0" w:type="auto"/>
-            <w:vAlign w:val="center"/>
-            <w:hideMark/>
-          </w:tcPr>
-          <w:p>
-            <w:r>
-              <w:t>1440 × 900, browser zoom exactly 100%</w:t>
-            </w:r>
-          </w:p>
-        </w:tc>
-      </w:tr>
-      <w:tr>
-        <w:trPr>
-          <w:tblCellSpacing w:w="15" w:type="dxa"/>
-        </w:trPr>
-        <w:tc>
-          <w:tcPr>
-            <w:tcW w:w="0" w:type="auto"/>
-            <w:vAlign w:val="center"/>
-            <w:hideMark/>
-          </w:tcPr>
-          <w:p>
-            <w:r>
-              <w:t>Capture</w:t>
-            </w:r>
-          </w:p>
-        </w:tc>
-        <w:tc>
-          <w:tcPr>
-            <w:tcW w:w="0" w:type="auto"/>
-            <w:vAlign w:val="center"/>
-            <w:hideMark/>
-          </w:tcPr>
-          <w:p>
-            <w:r>
-              <w:t>1920 × 1080, 30 fps, cursor visible</w:t>
-            </w:r>
-          </w:p>
-        </w:tc>
-      </w:tr>
-      <w:tr>
-        <w:trPr>
-          <w:tblCellSpacing w:w="15" w:type="dxa"/>
-        </w:trPr>
-        <w:tc>
-          <w:tcPr>
-            <w:tcW w:w="0" w:type="auto"/>
-            <w:vAlign w:val="center"/>
-            <w:hideMark/>
-          </w:tcPr>
-          <w:p>
-            <w:r>
-              <w:t>Audio</w:t>
-            </w:r>
-          </w:p>
-        </w:tc>
-        <w:tc>
-          <w:tcPr>
-            <w:tcW w:w="0" w:type="auto"/>
-            <w:vAlign w:val="center"/>
-            <w:hideMark/>
-          </w:tcPr>
-          <w:p>
-            <w:r>
-              <w:t>Voice only, no music under narration</w:t>
-            </w:r>
-          </w:p>
-        </w:tc>
-      </w:tr>
-      <w:tr>
-        <w:trPr>
-          <w:tblCellSpacing w:w="15" w:type="dxa"/>
-        </w:trPr>
-        <w:tc>
-          <w:tcPr>
-            <w:tcW w:w="0" w:type="auto"/>
-            <w:vAlign w:val="center"/>
-            <w:hideMark/>
-          </w:tcPr>
-          <w:p>
-            <w:r>
-              <w:t>Browser</w:t>
-            </w:r>
-          </w:p>
-        </w:tc>
-        <w:tc>
-          <w:tcPr>
-            <w:tcW w:w="0" w:type="auto"/>
-            <w:vAlign w:val="center"/>
-            <w:hideMark/>
-          </w:tcPr>
-          <w:p>
-            <w:r>
-              <w:t>Fresh profile, no extensions, no bookmarks bar</w:t>
-            </w:r>
-          </w:p>
-        </w:tc>
-      </w:tr>
-    </w:tbl>
-    <w:p>
-      <w:r>
-        <w:t xml:space="preserve">Dismiss the announcement bar once (the </w:t>
-      </w:r>
-      <w:r>
+        <w:t>TRUST</w:t>
+      </w:r>
+    </w:p>
+    <w:p>
+      <w:r>
+        <w:t>"Piece four, trust. Four controls enforced below the agent, not inside its prompt. Scope. Inherited permissions. Approval gates. A hash-chained log."</w:t>
+      </w:r>
+    </w:p>
+    <w:p>
+      <w:r>
+        <w:t>"No training on customer data. Every read scoped and logged. Residency per workspace. Everything a security reviewer asks, answered on one page."</w:t>
+      </w:r>
+    </w:p>
+    <w:p>
+      <w:pPr>
         <w:rPr>
-          <w:b/>
-          <w:bCs/>
+          <w:color w:val="C00000"/>
         </w:rPr>
-        <w:t>×</w:t>
-      </w:r>
-      <w:r>
-        <w:t xml:space="preserve"> at the far right of the strip at the very top) before the first take, so the page cannot shift mid-shot.</w:t>
-      </w:r>
-    </w:p>
-    <w:p>
+      </w:pPr>
       <w:r>
         <w:rPr>
-          <w:b/>
-          <w:bCs/>
+          <w:color w:val="C00000"/>
         </w:rPr>
-        <w:t>Pre-open five tabs in this order</w:t>
-      </w:r>
-      <w:r>
-        <w:t>, then come back to tab 1 to start.</w:t>
-      </w:r>
-    </w:p>
-    <w:tbl>
-      <w:tblPr>
-        <w:tblW w:w="0" w:type="auto"/>
-        <w:tblCellSpacing w:w="15" w:type="dxa"/>
-        <w:tblCellMar>
-          <w:top w:w="15" w:type="dxa"/>
-          <w:left w:w="15" w:type="dxa"/>
-          <w:bottom w:w="15" w:type="dxa"/>
-          <w:right w:w="15" w:type="dxa"/>
-        </w:tblCellMar>
-        <w:tblLook w:val="04A0" w:firstRow="1" w:lastRow="0" w:firstColumn="1" w:lastColumn="0" w:noHBand="0" w:noVBand="1"/>
-      </w:tblPr>
-      <w:tblGrid>
-        <w:gridCol w:w="452"/>
-        <w:gridCol w:w="5088"/>
-      </w:tblGrid>
-      <w:tr>
-        <w:trPr>
-          <w:tblHeader/>
-          <w:tblCellSpacing w:w="15" w:type="dxa"/>
-        </w:trPr>
-        <w:tc>
-          <w:tcPr>
-            <w:tcW w:w="0" w:type="auto"/>
-            <w:vAlign w:val="center"/>
-            <w:hideMark/>
-          </w:tcPr>
-          <w:p>
-            <w:pPr>
-              <w:rPr>
-                <w:b/>
-                <w:bCs/>
-              </w:rPr>
-            </w:pPr>
-            <w:r>
-              <w:rPr>
-                <w:b/>
-                <w:bCs/>
-              </w:rPr>
-              <w:lastRenderedPageBreak/>
-              <w:t>Tab</w:t>
-            </w:r>
-          </w:p>
-        </w:tc>
-        <w:tc>
-          <w:tcPr>
-            <w:tcW w:w="0" w:type="auto"/>
-            <w:vAlign w:val="center"/>
-            <w:hideMark/>
-          </w:tcPr>
-          <w:p>
-            <w:pPr>
-              <w:rPr>
-                <w:b/>
-                <w:bCs/>
-              </w:rPr>
-            </w:pPr>
-            <w:r>
-              <w:rPr>
-                <w:b/>
-                <w:bCs/>
-              </w:rPr>
-              <w:t>URL</w:t>
-            </w:r>
-          </w:p>
-        </w:tc>
-      </w:tr>
-      <w:tr>
-        <w:trPr>
-          <w:tblCellSpacing w:w="15" w:type="dxa"/>
-        </w:trPr>
-        <w:tc>
-          <w:tcPr>
-            <w:tcW w:w="0" w:type="auto"/>
-            <w:vAlign w:val="center"/>
-            <w:hideMark/>
-          </w:tcPr>
-          <w:p>
-            <w:r>
-              <w:t>1</w:t>
-            </w:r>
-          </w:p>
-        </w:tc>
-        <w:tc>
-          <w:tcPr>
-            <w:tcW w:w="0" w:type="auto"/>
-            <w:vAlign w:val="center"/>
-            <w:hideMark/>
-          </w:tcPr>
-          <w:p>
-            <w:r>
-              <w:t>enterprise-</w:t>
-            </w:r>
-            <w:proofErr w:type="spellStart"/>
-            <w:r>
-              <w:t>hr</w:t>
-            </w:r>
-            <w:proofErr w:type="spellEnd"/>
-            <w:r>
-              <w:t>-</w:t>
-            </w:r>
-            <w:proofErr w:type="spellStart"/>
-            <w:r>
-              <w:t>finance.vercel.app</w:t>
-            </w:r>
-            <w:proofErr w:type="spellEnd"/>
-            <w:r>
-              <w:t>/</w:t>
-            </w:r>
-          </w:p>
-        </w:tc>
-      </w:tr>
-      <w:tr>
-        <w:trPr>
-          <w:tblCellSpacing w:w="15" w:type="dxa"/>
-        </w:trPr>
-        <w:tc>
-          <w:tcPr>
-            <w:tcW w:w="0" w:type="auto"/>
-            <w:vAlign w:val="center"/>
-            <w:hideMark/>
-          </w:tcPr>
-          <w:p>
-            <w:r>
-              <w:t>2</w:t>
-            </w:r>
-          </w:p>
-        </w:tc>
-        <w:tc>
-          <w:tcPr>
-            <w:tcW w:w="0" w:type="auto"/>
-            <w:vAlign w:val="center"/>
-            <w:hideMark/>
-          </w:tcPr>
-          <w:p>
-            <w:r>
-              <w:t>enterprise-</w:t>
-            </w:r>
-            <w:proofErr w:type="spellStart"/>
-            <w:r>
-              <w:t>hr</w:t>
-            </w:r>
-            <w:proofErr w:type="spellEnd"/>
-            <w:r>
-              <w:t>-</w:t>
-            </w:r>
-            <w:proofErr w:type="spellStart"/>
-            <w:r>
-              <w:t>finance.vercel.app</w:t>
-            </w:r>
-            <w:proofErr w:type="spellEnd"/>
-            <w:r>
-              <w:t>/agents</w:t>
-            </w:r>
-          </w:p>
-        </w:tc>
-      </w:tr>
-      <w:tr>
-        <w:trPr>
-          <w:tblCellSpacing w:w="15" w:type="dxa"/>
-        </w:trPr>
-        <w:tc>
-          <w:tcPr>
-            <w:tcW w:w="0" w:type="auto"/>
-            <w:vAlign w:val="center"/>
-            <w:hideMark/>
-          </w:tcPr>
-          <w:p>
-            <w:r>
-              <w:t>3</w:t>
-            </w:r>
-          </w:p>
-        </w:tc>
-        <w:tc>
-          <w:tcPr>
-            <w:tcW w:w="0" w:type="auto"/>
-            <w:vAlign w:val="center"/>
-            <w:hideMark/>
-          </w:tcPr>
-          <w:p>
-            <w:r>
-              <w:t>enterprise-</w:t>
-            </w:r>
-            <w:proofErr w:type="spellStart"/>
-            <w:r>
-              <w:t>hr</w:t>
-            </w:r>
-            <w:proofErr w:type="spellEnd"/>
-            <w:r>
-              <w:t>-</w:t>
-            </w:r>
-            <w:proofErr w:type="spellStart"/>
-            <w:r>
-              <w:t>finance.vercel.app</w:t>
-            </w:r>
-            <w:proofErr w:type="spellEnd"/>
-            <w:r>
-              <w:t>/agents/controls</w:t>
-            </w:r>
-          </w:p>
-        </w:tc>
-      </w:tr>
-      <w:tr>
-        <w:trPr>
-          <w:tblCellSpacing w:w="15" w:type="dxa"/>
-        </w:trPr>
-        <w:tc>
-          <w:tcPr>
-            <w:tcW w:w="0" w:type="auto"/>
-            <w:vAlign w:val="center"/>
-            <w:hideMark/>
-          </w:tcPr>
-          <w:p>
-            <w:r>
-              <w:t>4</w:t>
-            </w:r>
-          </w:p>
-        </w:tc>
-        <w:tc>
-          <w:tcPr>
-            <w:tcW w:w="0" w:type="auto"/>
-            <w:vAlign w:val="center"/>
-            <w:hideMark/>
-          </w:tcPr>
-          <w:p>
-            <w:r>
-              <w:t>enterprise-</w:t>
-            </w:r>
-            <w:proofErr w:type="spellStart"/>
-            <w:r>
-              <w:t>hr</w:t>
-            </w:r>
-            <w:proofErr w:type="spellEnd"/>
-            <w:r>
-              <w:t>-</w:t>
-            </w:r>
-            <w:proofErr w:type="spellStart"/>
-            <w:r>
-              <w:t>finance.vercel.app</w:t>
-            </w:r>
-            <w:proofErr w:type="spellEnd"/>
-            <w:r>
-              <w:t>/security</w:t>
-            </w:r>
-          </w:p>
-        </w:tc>
-      </w:tr>
-      <w:tr>
-        <w:trPr>
-          <w:tblCellSpacing w:w="15" w:type="dxa"/>
-        </w:trPr>
-        <w:tc>
-          <w:tcPr>
-            <w:tcW w:w="0" w:type="auto"/>
-            <w:vAlign w:val="center"/>
-            <w:hideMark/>
-          </w:tcPr>
-          <w:p>
-            <w:r>
-              <w:t>5</w:t>
-            </w:r>
-          </w:p>
-        </w:tc>
-        <w:tc>
-          <w:tcPr>
-            <w:tcW w:w="0" w:type="auto"/>
-            <w:vAlign w:val="center"/>
-            <w:hideMark/>
-          </w:tcPr>
-          <w:p>
-            <w:r>
-              <w:t>enterprise-</w:t>
-            </w:r>
-            <w:proofErr w:type="spellStart"/>
-            <w:r>
-              <w:t>hr</w:t>
-            </w:r>
-            <w:proofErr w:type="spellEnd"/>
-            <w:r>
-              <w:t>-</w:t>
-            </w:r>
-            <w:proofErr w:type="spellStart"/>
-            <w:r>
-              <w:t>finance.vercel.app</w:t>
-            </w:r>
-            <w:proofErr w:type="spellEnd"/>
-            <w:r>
-              <w:t>/pricing</w:t>
-            </w:r>
-          </w:p>
-        </w:tc>
-      </w:tr>
-    </w:tbl>
-    <w:p>
-      <w:r>
+        <w:lastRenderedPageBreak/>
+        <w:t>PRICES</w:t>
+      </w:r>
+    </w:p>
+    <w:p>
+      <w:r>
+        <w:t>"Piece five, the business model. Consumption, not seats. When software does the work, charging per human charges for the wrong thing. You buy credits per completed action."</w:t>
+      </w:r>
+    </w:p>
+    <w:p>
+      <w:r>
+        <w:t>"Put in your volumes and it sizes the plan, the credits, and the hours it hands back. Stripe is wired end to end."</w:t>
+      </w:r>
+    </w:p>
+    <w:p>
+      <w:r>
+        <w:t>"A hundred and sixty-five pages, sub-second load, zero layout shift. The execution layer is next, and the dashboard says so. It is live, and the repository is public."</w:t>
+      </w:r>
+    </w:p>
+    <w:p>
+      <w:pPr>
         <w:rPr>
-          <w:b/>
-          <w:bCs/>
+          <w:color w:val="C00000"/>
         </w:rPr>
-        <w:t>Do not pre-open the dashboard.</w:t>
-      </w:r>
-      <w:r>
-        <w:t xml:space="preserve"> You open it live on camera at 1:25 so the stream is seen connecting.</w:t>
-      </w:r>
-    </w:p>
-    <w:p>
-      <w:r>
-        <w:t xml:space="preserve">Every beat </w:t>
-      </w:r>
-      <w:proofErr w:type="gramStart"/>
-      <w:r>
-        <w:t>names</w:t>
-      </w:r>
-      <w:proofErr w:type="gramEnd"/>
-      <w:r>
-        <w:t xml:space="preserve"> the exact heading to scroll to, with the pixel depth as a cross-check. Aim for the heading, not the number. Scroll smoothly, roughly 800 </w:t>
-      </w:r>
-      <w:proofErr w:type="spellStart"/>
-      <w:r>
-        <w:t>px</w:t>
-      </w:r>
-      <w:proofErr w:type="spellEnd"/>
-      <w:r>
-        <w:t xml:space="preserve"> per second.</w:t>
-      </w:r>
-    </w:p>
-    <w:p>
+      </w:pPr>
       <w:r>
         <w:rPr>
-          <w:b/>
-          <w:bCs/>
+          <w:color w:val="C00000"/>
         </w:rPr>
-        <w:t>About the hero card:</w:t>
-      </w:r>
-      <w:r>
-        <w:t xml:space="preserve"> it is driven by the live event engine, so its contents change every few seconds and the dollar amounts differ on every take. Never read an exact figure from it.</w:t>
-      </w:r>
-    </w:p>
-    <w:p>
-      <w:r>
-        <w:pict w14:anchorId="16F750D7">
-          <v:rect id="_x0000_i1080" style="width:0;height:1.5pt" o:hralign="center" o:hrstd="t" o:hr="t" fillcolor="#a0a0a0" stroked="f"/>
-        </w:pict>
-      </w:r>
-    </w:p>
-    <w:p>
-      <w:pPr>
-        <w:rPr>
-          <w:b/>
-          <w:bCs/>
-        </w:rPr>
-      </w:pPr>
-      <w:r>
-        <w:rPr>
-          <w:b/>
-          <w:bCs/>
-        </w:rPr>
-        <w:t>0:00 — 0:30 · The hook: work that stopped itself</w:t>
-      </w:r>
-    </w:p>
-    <w:p>
-      <w:r>
-        <w:rPr>
-          <w:b/>
-          <w:bCs/>
-        </w:rPr>
-        <w:t>Screen.</w:t>
-      </w:r>
-      <w:r>
-        <w:t xml:space="preserve"> Tab 1, home page, top, nothing scrolled. In the right half of the hero, under the globe, is a card captioned </w:t>
-      </w:r>
-      <w:r>
-        <w:rPr>
-          <w:b/>
-          <w:bCs/>
-        </w:rPr>
-        <w:t>AT THE GATEWAY</w:t>
-      </w:r>
-      <w:r>
-        <w:t xml:space="preserve"> with an amber </w:t>
-      </w:r>
-      <w:r>
-        <w:rPr>
-          <w:b/>
-          <w:bCs/>
-        </w:rPr>
-        <w:t>Needs approval</w:t>
-      </w:r>
-      <w:r>
-        <w:t xml:space="preserve"> tag and </w:t>
-      </w:r>
-      <w:r>
-        <w:rPr>
-          <w:b/>
-          <w:bCs/>
-        </w:rPr>
-        <w:t>Approve</w:t>
-      </w:r>
-      <w:r>
-        <w:t xml:space="preserve"> / </w:t>
-      </w:r>
-      <w:r>
-        <w:rPr>
-          <w:b/>
-          <w:bCs/>
-        </w:rPr>
-        <w:t>Decline</w:t>
-      </w:r>
-      <w:r>
-        <w:t xml:space="preserve"> buttons. On a fresh load it reads </w:t>
-      </w:r>
-      <w:r>
-        <w:rPr>
-          <w:i/>
-          <w:iCs/>
-        </w:rPr>
-        <w:t>"Blocked run · pre-flight check failed · 3 missing I-9 verifications · Payroll."</w:t>
-      </w:r>
-      <w:r>
-        <w:t xml:space="preserve"> Start on that card.</w:t>
-      </w:r>
-    </w:p>
-    <w:p>
-      <w:r>
-        <w:rPr>
-          <w:b/>
-          <w:bCs/>
-        </w:rPr>
-        <w:t>Action.</w:t>
-      </w:r>
-      <w:r>
-        <w:t xml:space="preserve"> Rest the cursor beside the card. Do not click.</w:t>
-      </w:r>
-    </w:p>
-    <w:p>
-      <w:r>
-        <w:t>"A payroll run just stopped itself. Three people are missing I-9 verifications, so the agent held the run and put it in front of a human."</w:t>
-      </w:r>
-    </w:p>
-    <w:p>
-      <w:r>
-        <w:rPr>
-          <w:b/>
-          <w:bCs/>
-        </w:rPr>
-        <w:t>Action.</w:t>
-      </w:r>
-      <w:r>
-        <w:t xml:space="preserve"> Within about three seconds the card changes on its own as a blue dot crosses the blue line. Point at it as it changes.</w:t>
-      </w:r>
-    </w:p>
-    <w:p>
-      <w:r>
-        <w:t>"And there's the next one. Different agent, a duplicate invoice, caught before it paid twice."</w:t>
-      </w:r>
-    </w:p>
-    <w:p>
-      <w:r>
-        <w:rPr>
-          <w:b/>
-          <w:bCs/>
-        </w:rPr>
-        <w:t>Action.</w:t>
-      </w:r>
-      <w:r>
-        <w:t xml:space="preserve"> Move the cursor to the vertical blue line on the globe and hold.</w:t>
-      </w:r>
-    </w:p>
-    <w:p>
-      <w:r>
-        <w:t xml:space="preserve">"That's Meridian. Twelve AI agents </w:t>
-      </w:r>
-      <w:proofErr w:type="gramStart"/>
-      <w:r>
-        <w:t>doing</w:t>
-      </w:r>
-      <w:proofErr w:type="gramEnd"/>
-      <w:r>
-        <w:t xml:space="preserve"> HR and finance work. Each dot is an agent, and the blue line is the governed one."</w:t>
-      </w:r>
-    </w:p>
-    <w:p>
-      <w:r>
-        <w:rPr>
-          <w:i/>
-          <w:iCs/>
-        </w:rPr>
-        <w:t xml:space="preserve">If the card hasn't changed when you finish the first line, wait. The change is </w:t>
-      </w:r>
-      <w:proofErr w:type="gramStart"/>
-      <w:r>
-        <w:rPr>
-          <w:i/>
-          <w:iCs/>
-        </w:rPr>
-        <w:t>the proof</w:t>
-      </w:r>
-      <w:proofErr w:type="gramEnd"/>
-      <w:r>
-        <w:rPr>
-          <w:i/>
-          <w:iCs/>
-        </w:rPr>
-        <w:t>.</w:t>
-      </w:r>
-    </w:p>
-    <w:p>
-      <w:r>
-        <w:pict w14:anchorId="28E4F92F">
-          <v:rect id="_x0000_i1081" style="width:0;height:1.5pt" o:hralign="center" o:hrstd="t" o:hr="t" fillcolor="#a0a0a0" stroked="f"/>
-        </w:pict>
-      </w:r>
-    </w:p>
-    <w:p>
-      <w:pPr>
-        <w:rPr>
-          <w:b/>
-          <w:bCs/>
-        </w:rPr>
-      </w:pPr>
-      <w:r>
-        <w:rPr>
-          <w:b/>
-          <w:bCs/>
-        </w:rPr>
-        <w:t>0:30 — 0:55 · How a buyer reads the catalog</w:t>
-      </w:r>
-    </w:p>
-    <w:p>
-      <w:r>
-        <w:rPr>
-          <w:b/>
-          <w:bCs/>
-        </w:rPr>
-        <w:t>Screen.</w:t>
-      </w:r>
-      <w:r>
-        <w:t xml:space="preserve"> Still tab 1. Scroll to the heading </w:t>
-      </w:r>
-      <w:r>
-        <w:rPr>
-          <w:b/>
-          <w:bCs/>
-        </w:rPr>
-        <w:t>Six terms every agent runs under.</w:t>
-      </w:r>
-      <w:r>
-        <w:t xml:space="preserve"> (about 1,740 </w:t>
-      </w:r>
-      <w:proofErr w:type="spellStart"/>
-      <w:r>
-        <w:t>px</w:t>
-      </w:r>
-      <w:proofErr w:type="spellEnd"/>
-      <w:r>
-        <w:t>). Hold two seconds with all six terms in frame.</w:t>
-      </w:r>
-    </w:p>
-    <w:p>
-      <w:r>
-        <w:t xml:space="preserve">"Buyers here don't have a model problem, they have a governance problem. </w:t>
-      </w:r>
-      <w:proofErr w:type="gramStart"/>
-      <w:r>
-        <w:t>So</w:t>
-      </w:r>
-      <w:proofErr w:type="gramEnd"/>
-      <w:r>
-        <w:t xml:space="preserve"> every agent ships under the same six terms: one workflow, only permitted data, every action logged, human approval, a measurable outcome, your choice of model."</w:t>
-      </w:r>
-    </w:p>
-    <w:p>
-      <w:r>
-        <w:rPr>
-          <w:b/>
-          <w:bCs/>
-        </w:rPr>
-        <w:t>Action.</w:t>
-      </w:r>
-      <w:r>
-        <w:t xml:space="preserve"> Switch to tab 2. Scroll past </w:t>
-      </w:r>
-      <w:r>
-        <w:rPr>
-          <w:b/>
-          <w:bCs/>
-        </w:rPr>
-        <w:t>HR agents</w:t>
-      </w:r>
-      <w:r>
-        <w:t xml:space="preserve">, stopping with </w:t>
-      </w:r>
-      <w:r>
-        <w:rPr>
-          <w:b/>
-          <w:bCs/>
-        </w:rPr>
-        <w:t>Finance agents</w:t>
-      </w:r>
-      <w:r>
-        <w:t xml:space="preserve"> near the top (about 1,767 </w:t>
-      </w:r>
-      <w:proofErr w:type="spellStart"/>
-      <w:r>
-        <w:t>px</w:t>
-      </w:r>
-      <w:proofErr w:type="spellEnd"/>
-      <w:r>
-        <w:t>).</w:t>
-      </w:r>
-    </w:p>
-    <w:p>
-      <w:r>
-        <w:t xml:space="preserve">"Twelve agents, grouped the way the buying committee is. Each </w:t>
-      </w:r>
-      <w:proofErr w:type="gramStart"/>
-      <w:r>
-        <w:t>names</w:t>
-      </w:r>
-      <w:proofErr w:type="gramEnd"/>
-      <w:r>
-        <w:t xml:space="preserve"> one job and the number it's accountable for. Narrow is what actually gets deployed."</w:t>
-      </w:r>
-    </w:p>
-    <w:p>
-      <w:r>
-        <w:pict w14:anchorId="733858F0">
-          <v:rect id="_x0000_i1082" style="width:0;height:1.5pt" o:hralign="center" o:hrstd="t" o:hr="t" fillcolor="#a0a0a0" stroked="f"/>
-        </w:pict>
-      </w:r>
-    </w:p>
-    <w:p>
-      <w:pPr>
-        <w:rPr>
-          <w:b/>
-          <w:bCs/>
-        </w:rPr>
-      </w:pPr>
-      <w:r>
-        <w:rPr>
-          <w:b/>
-          <w:bCs/>
-        </w:rPr>
-        <w:t>0:55 — 1:25 · The agent that caught the invoice</w:t>
-      </w:r>
-    </w:p>
-    <w:p>
-      <w:r>
-        <w:rPr>
-          <w:b/>
-          <w:bCs/>
-        </w:rPr>
-        <w:t>Screen.</w:t>
-      </w:r>
-      <w:r>
-        <w:t xml:space="preserve"> Tab 3. Start at the top with the H1 </w:t>
-      </w:r>
-      <w:r>
-        <w:rPr>
-          <w:b/>
-          <w:bCs/>
-        </w:rPr>
-        <w:t>Controls Agent</w:t>
-      </w:r>
-      <w:r>
-        <w:t xml:space="preserve"> and the outcome figure beside it both visible.</w:t>
-      </w:r>
-    </w:p>
-    <w:p>
-      <w:r>
-        <w:t>"Here's the agent that caught that invoice. It tests every transaction for duplicates and policy breaches. Two hundred and eighty-three thousand dollars a year in duplicate payments avoided at one design partner, footnoted as a modelled outcome."</w:t>
-      </w:r>
-    </w:p>
-    <w:p>
-      <w:r>
-        <w:rPr>
-          <w:b/>
-          <w:bCs/>
-        </w:rPr>
-        <w:t>Action.</w:t>
-      </w:r>
-      <w:r>
-        <w:t xml:space="preserve"> Scroll to </w:t>
-      </w:r>
-      <w:r>
-        <w:rPr>
-          <w:b/>
-          <w:bCs/>
-        </w:rPr>
-        <w:t>Data, actions, and approvals</w:t>
-      </w:r>
-      <w:r>
-        <w:t xml:space="preserve"> (about 2,686 </w:t>
-      </w:r>
-      <w:proofErr w:type="spellStart"/>
-      <w:r>
-        <w:t>px</w:t>
-      </w:r>
-      <w:proofErr w:type="spellEnd"/>
-      <w:r>
-        <w:t>). Frame all three columns at once, then move the cursor left to right across them. Hold this frame; it is the strongest shot in the video.</w:t>
-      </w:r>
-    </w:p>
-    <w:p>
-      <w:r>
-        <w:t xml:space="preserve">"And this is what procurement reads, on all twelve pages. What it sees. What </w:t>
-      </w:r>
-      <w:proofErr w:type="gramStart"/>
-      <w:r>
-        <w:t>it can</w:t>
-      </w:r>
-      <w:proofErr w:type="gramEnd"/>
-      <w:r>
-        <w:t xml:space="preserve"> do alone. </w:t>
-      </w:r>
-      <w:proofErr w:type="gramStart"/>
-      <w:r>
-        <w:t>What it</w:t>
-      </w:r>
-      <w:proofErr w:type="gramEnd"/>
-      <w:r>
-        <w:t xml:space="preserve"> can never do without a person."</w:t>
-      </w:r>
-    </w:p>
-    <w:p>
-      <w:r>
-        <w:pict w14:anchorId="53B8D95C">
-          <v:rect id="_x0000_i1083" style="width:0;height:1.5pt" o:hralign="center" o:hrstd="t" o:hr="t" fillcolor="#a0a0a0" stroked="f"/>
-        </w:pict>
-      </w:r>
-    </w:p>
-    <w:p>
-      <w:pPr>
-        <w:rPr>
-          <w:b/>
-          <w:bCs/>
-        </w:rPr>
-      </w:pPr>
-      <w:r>
-        <w:rPr>
-          <w:b/>
-          <w:bCs/>
-        </w:rPr>
-        <w:t>1:25 — 2:00 · The live workspace, and the decision</w:t>
-      </w:r>
-    </w:p>
-    <w:p>
-      <w:r>
-        <w:rPr>
-          <w:b/>
-          <w:bCs/>
-        </w:rPr>
-        <w:t>Screen.</w:t>
-      </w:r>
-      <w:r>
-        <w:t xml:space="preserve"> Open a new tab and type enterprise-</w:t>
-      </w:r>
-      <w:proofErr w:type="spellStart"/>
-      <w:r>
-        <w:t>hr</w:t>
-      </w:r>
-      <w:proofErr w:type="spellEnd"/>
-      <w:r>
-        <w:t>-</w:t>
-      </w:r>
-      <w:proofErr w:type="spellStart"/>
-      <w:r>
-        <w:t>finance.vercel.app</w:t>
-      </w:r>
-      <w:proofErr w:type="spellEnd"/>
-      <w:r>
-        <w:t>/dashboard on camera. Let it load while you speak.</w:t>
-      </w:r>
-    </w:p>
-    <w:p>
-      <w:r>
-        <w:t>"That workspace, running. This is a live stream, not a recording."</w:t>
-      </w:r>
-    </w:p>
-    <w:p>
-      <w:r>
-        <w:rPr>
-          <w:b/>
-          <w:bCs/>
-        </w:rPr>
-        <w:t>Action.</w:t>
-      </w:r>
-      <w:r>
-        <w:t xml:space="preserve"> Stop talking. Let the feed run in </w:t>
-      </w:r>
-      <w:r>
-        <w:rPr>
-          <w:b/>
-          <w:bCs/>
-        </w:rPr>
-        <w:t>silence for twelve seconds</w:t>
-      </w:r>
-      <w:r>
-        <w:t xml:space="preserve"> while rows arrive. Do not move the cursor.</w:t>
-      </w:r>
-    </w:p>
-    <w:p>
-      <w:r>
-        <w:t>"Every row is an action, what it cost, and whether a person still has to decide. Amber means one thing here: a human must approve."</w:t>
-      </w:r>
-    </w:p>
-    <w:p>
-      <w:r>
-        <w:rPr>
-          <w:b/>
-          <w:bCs/>
-        </w:rPr>
-        <w:t>Action.</w:t>
-      </w:r>
-      <w:r>
-        <w:t xml:space="preserve"> Scroll to </w:t>
-      </w:r>
-      <w:r>
-        <w:rPr>
-          <w:b/>
-          <w:bCs/>
-        </w:rPr>
-        <w:t>Awaiting your approval</w:t>
-      </w:r>
-      <w:r>
-        <w:t xml:space="preserve"> (about 1,286 </w:t>
-      </w:r>
-      <w:proofErr w:type="spellStart"/>
-      <w:r>
-        <w:t>px</w:t>
-      </w:r>
-      <w:proofErr w:type="spellEnd"/>
-      <w:r>
-        <w:t xml:space="preserve">). Pick the row with the largest dollar amount, hover one second, then click </w:t>
-      </w:r>
-      <w:r>
-        <w:rPr>
-          <w:b/>
-          <w:bCs/>
-        </w:rPr>
-        <w:t>Approve</w:t>
-      </w:r>
-      <w:r>
-        <w:t xml:space="preserve"> and let it resolve.</w:t>
-      </w:r>
-    </w:p>
-    <w:p>
-      <w:r>
-        <w:t>"The agent found it, held it, and a named person released it. That record is what an auditor asks for."</w:t>
-      </w:r>
-    </w:p>
-    <w:p>
-      <w:r>
-        <w:rPr>
-          <w:b/>
-          <w:bCs/>
-        </w:rPr>
-        <w:t>Action.</w:t>
-      </w:r>
-      <w:r>
-        <w:t xml:space="preserve"> Scroll up to </w:t>
-      </w:r>
-      <w:r>
-        <w:rPr>
-          <w:b/>
-          <w:bCs/>
-        </w:rPr>
-        <w:t>Credits · Growth plan</w:t>
-      </w:r>
-      <w:r>
-        <w:t xml:space="preserve"> (975 </w:t>
-      </w:r>
-      <w:proofErr w:type="spellStart"/>
-      <w:r>
-        <w:t>px</w:t>
-      </w:r>
-      <w:proofErr w:type="spellEnd"/>
-      <w:r>
-        <w:t>), cursor on the meter.</w:t>
-      </w:r>
-    </w:p>
-    <w:p>
-      <w:r>
-        <w:t>"And every action meters against the plan's allowance."</w:t>
-      </w:r>
-    </w:p>
-    <w:p>
-      <w:r>
-        <w:pict w14:anchorId="75778718">
-          <v:rect id="_x0000_i1084" style="width:0;height:1.5pt" o:hralign="center" o:hrstd="t" o:hr="t" fillcolor="#a0a0a0" stroked="f"/>
-        </w:pict>
-      </w:r>
-    </w:p>
-    <w:p>
-      <w:pPr>
-        <w:rPr>
-          <w:b/>
-          <w:bCs/>
-        </w:rPr>
-      </w:pPr>
-      <w:r>
-        <w:rPr>
-          <w:b/>
-          <w:bCs/>
-        </w:rPr>
-        <w:t>2:00 — 2:25 · What holds it up</w:t>
-      </w:r>
-    </w:p>
-    <w:p>
-      <w:r>
-        <w:rPr>
-          <w:b/>
-          <w:bCs/>
-        </w:rPr>
-        <w:t>Screen.</w:t>
-      </w:r>
-      <w:r>
-        <w:t xml:space="preserve"> Tab 4. Scroll to </w:t>
-      </w:r>
-      <w:r>
-        <w:rPr>
-          <w:b/>
-          <w:bCs/>
-        </w:rPr>
-        <w:t>Four controls, enforced below the agent.</w:t>
-      </w:r>
-      <w:r>
-        <w:t xml:space="preserve"> (about 1,720 </w:t>
-      </w:r>
-      <w:proofErr w:type="spellStart"/>
-      <w:r>
-        <w:t>px</w:t>
-      </w:r>
-      <w:proofErr w:type="spellEnd"/>
-      <w:r>
-        <w:t>).</w:t>
-      </w:r>
-    </w:p>
-    <w:p>
-      <w:r>
-        <w:t>"Underneath: four controls enforced below the agent, not inside its prompt. Scope. Inherited permissions. Approval gates. A hash-chained log."</w:t>
-      </w:r>
-    </w:p>
-    <w:p>
-      <w:r>
-        <w:rPr>
-          <w:b/>
-          <w:bCs/>
-        </w:rPr>
-        <w:t>Action.</w:t>
-      </w:r>
-      <w:r>
-        <w:t xml:space="preserve"> Keep scrolling to </w:t>
-      </w:r>
-      <w:r>
-        <w:rPr>
-          <w:b/>
-          <w:bCs/>
-        </w:rPr>
-        <w:t>Where data goes, and where it does not.</w:t>
-      </w:r>
-      <w:r>
-        <w:t xml:space="preserve"> (about 6,180 </w:t>
-      </w:r>
-      <w:proofErr w:type="spellStart"/>
-      <w:r>
-        <w:t>px</w:t>
-      </w:r>
-      <w:proofErr w:type="spellEnd"/>
-      <w:r>
-        <w:t>), diagram filling the frame.</w:t>
-      </w:r>
-    </w:p>
-    <w:p>
-      <w:r>
-        <w:t>"No training on customer data. Reads scoped and logged. Residency per workspace. Everything a security reviewer asks, on one page."</w:t>
-      </w:r>
-    </w:p>
-    <w:p>
-      <w:r>
-        <w:pict w14:anchorId="05869A69">
-          <v:rect id="_x0000_i1085" style="width:0;height:1.5pt" o:hralign="center" o:hrstd="t" o:hr="t" fillcolor="#a0a0a0" stroked="f"/>
-        </w:pict>
-      </w:r>
-    </w:p>
-    <w:p>
-      <w:pPr>
-        <w:rPr>
-          <w:b/>
-          <w:bCs/>
-        </w:rPr>
-      </w:pPr>
-      <w:r>
-        <w:rPr>
-          <w:b/>
-          <w:bCs/>
-        </w:rPr>
-        <w:t>2:25 — 2:50 · How it makes money</w:t>
-      </w:r>
-    </w:p>
-    <w:p>
-      <w:r>
-        <w:rPr>
-          <w:b/>
-          <w:bCs/>
-        </w:rPr>
-        <w:t>Screen.</w:t>
-      </w:r>
-      <w:r>
-        <w:t xml:space="preserve"> Tab 5, top, three plans in frame. Click </w:t>
-      </w:r>
-      <w:r>
-        <w:rPr>
-          <w:b/>
-          <w:bCs/>
-        </w:rPr>
-        <w:t>Annual</w:t>
-      </w:r>
-      <w:r>
-        <w:t xml:space="preserve"> so prices change, then </w:t>
-      </w:r>
-      <w:r>
-        <w:rPr>
-          <w:b/>
-          <w:bCs/>
-        </w:rPr>
-        <w:t>Monthly</w:t>
-      </w:r>
-      <w:r>
-        <w:t xml:space="preserve"> to restore.</w:t>
-      </w:r>
-    </w:p>
-    <w:p>
-      <w:r>
-        <w:t>"Pricing is consumption, not seats. When software does the work, charging per human charges for the wrong thing. You buy credits and spend them per completed action."</w:t>
-      </w:r>
-    </w:p>
-    <w:p>
-      <w:r>
-        <w:rPr>
-          <w:b/>
-          <w:bCs/>
-        </w:rPr>
-        <w:t>Action.</w:t>
-      </w:r>
-      <w:r>
-        <w:t xml:space="preserve"> Scroll to </w:t>
-      </w:r>
-      <w:r>
-        <w:rPr>
-          <w:b/>
-          <w:bCs/>
-        </w:rPr>
-        <w:t>Size your credit pool</w:t>
-      </w:r>
-      <w:r>
-        <w:t xml:space="preserve"> (about 2,816 </w:t>
-      </w:r>
-      <w:proofErr w:type="spellStart"/>
-      <w:r>
-        <w:t>px</w:t>
-      </w:r>
-      <w:proofErr w:type="spellEnd"/>
-      <w:r>
-        <w:t xml:space="preserve">). Under </w:t>
-      </w:r>
-      <w:r>
-        <w:rPr>
-          <w:b/>
-          <w:bCs/>
-        </w:rPr>
-        <w:t>Your volumes</w:t>
-      </w:r>
-      <w:r>
-        <w:t xml:space="preserve">, drag </w:t>
-      </w:r>
-      <w:r>
-        <w:rPr>
-          <w:b/>
-          <w:bCs/>
-        </w:rPr>
-        <w:t>HR cases per month</w:t>
-      </w:r>
-      <w:r>
-        <w:t xml:space="preserve"> slowly to about double and let the right-hand panel recalculate on screen.</w:t>
-      </w:r>
-    </w:p>
-    <w:p>
-      <w:r>
-        <w:t>"Put in your volumes and it returns a credit estimate, the plan that fits, and the hours it hands back. Stripe is wired end to end."</w:t>
-      </w:r>
-    </w:p>
-    <w:p>
-      <w:r>
-        <w:pict w14:anchorId="17DE56D5">
-          <v:rect id="_x0000_i1086" style="width:0;height:1.5pt" o:hralign="center" o:hrstd="t" o:hr="t" fillcolor="#a0a0a0" stroked="f"/>
-        </w:pict>
-      </w:r>
-    </w:p>
-    <w:p>
-      <w:pPr>
-        <w:rPr>
-          <w:b/>
-          <w:bCs/>
-        </w:rPr>
-      </w:pPr>
-      <w:r>
-        <w:rPr>
-          <w:b/>
-          <w:bCs/>
-        </w:rPr>
-        <w:t>2:50 — 3:00 · Close</w:t>
-      </w:r>
-    </w:p>
-    <w:p>
-      <w:r>
-        <w:rPr>
-          <w:b/>
-          <w:bCs/>
-        </w:rPr>
-        <w:t>Screen.</w:t>
-      </w:r>
-      <w:r>
-        <w:t xml:space="preserve"> Back to tab 1, top of the home page.</w:t>
-      </w:r>
-    </w:p>
-    <w:p>
-      <w:r>
-        <w:t>"A hundred and sixty-five pages, sub-second load, zero layout shift. The execution layer is next, and the dashboard says so. It's live, and the repo is public."</w:t>
-      </w:r>
-    </w:p>
-    <w:p>
-      <w:r>
-        <w:rPr>
-          <w:i/>
-          <w:iCs/>
-        </w:rPr>
-        <w:t>End on the product. No thank-you card, no logo animation.</w:t>
-      </w:r>
-    </w:p>
-    <w:p>
-      <w:r>
-        <w:pict w14:anchorId="47B5F50E">
-          <v:rect id="_x0000_i1087" style="width:0;height:1.5pt" o:hralign="center" o:hrstd="t" o:hr="t" fillcolor="#a0a0a0" stroked="f"/>
-        </w:pict>
-      </w:r>
-    </w:p>
-    <w:p>
-      <w:pPr>
-        <w:rPr>
-          <w:b/>
-          <w:bCs/>
-        </w:rPr>
-      </w:pPr>
-      <w:r>
-        <w:rPr>
-          <w:b/>
-          <w:bCs/>
-        </w:rPr>
-        <w:t>Recording notes</w:t>
-      </w:r>
-    </w:p>
-    <w:p>
-      <w:pPr>
-        <w:numPr>
-          <w:ilvl w:val="0"/>
-          <w:numId w:val="3"/>
-        </w:numPr>
-      </w:pPr>
-      <w:r>
-        <w:rPr>
-          <w:b/>
-          <w:bCs/>
-        </w:rPr>
-        <w:t>The twelve seconds of silence at 1:35 is scripted, not dead air.</w:t>
-      </w:r>
-      <w:r>
-        <w:t xml:space="preserve"> If it feels long while recording, it is working. Cut anything else first.</w:t>
-      </w:r>
-    </w:p>
-    <w:p>
-      <w:pPr>
-        <w:numPr>
-          <w:ilvl w:val="0"/>
-          <w:numId w:val="3"/>
-        </w:numPr>
-      </w:pPr>
-      <w:r>
-        <w:rPr>
-          <w:b/>
-          <w:bCs/>
-        </w:rPr>
-        <w:t>Never read a dollar figure off the hero card.</w:t>
-      </w:r>
-      <w:r>
-        <w:t xml:space="preserve"> Those amounts regenerate every take. The $283,000 on the Controls Agent page is static and safe to say.</w:t>
-      </w:r>
-    </w:p>
-    <w:p>
-      <w:pPr>
-        <w:numPr>
-          <w:ilvl w:val="0"/>
-          <w:numId w:val="3"/>
-        </w:numPr>
-      </w:pPr>
-      <w:r>
-        <w:rPr>
-          <w:b/>
-          <w:bCs/>
-        </w:rPr>
-        <w:t>Rehearse the Approve click</w:t>
-      </w:r>
-      <w:r>
-        <w:t xml:space="preserve"> once before the real take.</w:t>
-      </w:r>
-    </w:p>
-    <w:p>
-      <w:pPr>
-        <w:numPr>
-          <w:ilvl w:val="0"/>
-          <w:numId w:val="3"/>
-        </w:numPr>
-      </w:pPr>
-      <w:r>
-        <w:rPr>
-          <w:b/>
-          <w:bCs/>
-        </w:rPr>
-        <w:t>Keep the cursor still</w:t>
-      </w:r>
-      <w:r>
-        <w:t xml:space="preserve"> unless it is pointing at what you are naming in that sentence.</w:t>
-      </w:r>
-    </w:p>
-    <w:p>
-      <w:pPr>
-        <w:numPr>
-          <w:ilvl w:val="0"/>
-          <w:numId w:val="3"/>
-        </w:numPr>
-      </w:pPr>
-      <w:r>
-        <w:rPr>
-          <w:b/>
-          <w:bCs/>
-        </w:rPr>
-        <w:t>373 spoken words</w:t>
-      </w:r>
-      <w:r>
-        <w:t>, which at a calm 135 wpm is 2:46 plus the 12 seconds of silence, so 2:58. Let scroll transitions ride under the narration rather than pausing between them. If you overrun, cut the 0:30–0:55 catalog beat. Never cut the dashboard.</w:t>
-      </w:r>
-    </w:p>
-    <w:p>
-      <w:pPr>
-        <w:numPr>
-          <w:ilvl w:val="0"/>
-          <w:numId w:val="3"/>
-        </w:numPr>
-      </w:pPr>
-      <w:r>
-        <w:rPr>
-          <w:b/>
-          <w:bCs/>
-        </w:rPr>
-        <w:t>The hackathon allows 2 to 5 minutes</w:t>
-      </w:r>
-      <w:r>
-        <w:t>, so 3:10 or 3:20 is safe. Do not rush to hit 3:00 exactly.</w:t>
-      </w:r>
-    </w:p>
-    <w:p>
-      <w:pPr>
-        <w:numPr>
-          <w:ilvl w:val="0"/>
-          <w:numId w:val="3"/>
-        </w:numPr>
-      </w:pPr>
-      <w:r>
-        <w:rPr>
-          <w:b/>
-          <w:bCs/>
-        </w:rPr>
-        <w:t>If the globe does not appear</w:t>
-      </w:r>
-      <w:r>
-        <w:t xml:space="preserve">, you are under 768 </w:t>
-      </w:r>
-      <w:proofErr w:type="spellStart"/>
-      <w:r>
-        <w:t>px</w:t>
-      </w:r>
-      <w:proofErr w:type="spellEnd"/>
-      <w:r>
-        <w:t xml:space="preserve"> wide, zoomed in, or have reduced motion on. The site serves a static poster in those cases by design.</w:t>
-      </w:r>
-    </w:p>
-    <w:p>
-      <w:pPr>
-        <w:numPr>
-          <w:ilvl w:val="0"/>
-          <w:numId w:val="3"/>
-        </w:numPr>
-      </w:pPr>
-      <w:r>
-        <w:rPr>
-          <w:b/>
-          <w:bCs/>
-        </w:rPr>
-        <w:t>Record the dashboard beat last</w:t>
-      </w:r>
-      <w:r>
-        <w:t xml:space="preserve"> if you are short on time. It is the one shot that cannot be faked.</w:t>
+        <w:t>BOOK A DEMO</w:t>
       </w:r>
     </w:p>
     <w:p/>

--- a/Demo video script.docx
+++ b/Demo video script.docx
@@ -4,7 +4,13 @@
   <w:body>
     <w:p>
       <w:r>
-        <w:t>"This is Meridian, an AI-native SaaS for enterprise HR and finance. Twelve agents run the work automatically, around the clock. When something needs a decision, a question box appears in front of a human."</w:t>
+        <w:t>"This is Meridian, an AI-native SaaS for enterprise HR and finance</w:t>
+      </w:r>
+      <w:r>
+        <w:t xml:space="preserve"> with human oversight and accountability.</w:t>
+      </w:r>
+      <w:r>
+        <w:t xml:space="preserve"> Twelve agents run the work automatically, around the clock. When something needs a decision, a question box appears in front of a human."</w:t>
       </w:r>
     </w:p>
     <w:p>
@@ -32,33 +38,66 @@
         </w:rPr>
         <w:t>APPROVAL</w:t>
       </w:r>
-    </w:p>
-    <w:p>
-      <w:r>
-        <w:t>"Now the five pieces that make it work."</w:t>
-      </w:r>
-    </w:p>
-    <w:p>
-      <w:r>
-        <w:t xml:space="preserve">"Piece one, the agents. </w:t>
-      </w:r>
-    </w:p>
-    <w:p>
-      <w:pPr>
+      <w:r>
         <w:rPr>
           <w:color w:val="EE0000"/>
         </w:rPr>
-      </w:pPr>
+        <w:t xml:space="preserve"> </w:t>
+      </w:r>
+      <w:r>
+        <w:t>"Now the five pieces that make it work."</w:t>
+      </w:r>
+      <w:r>
+        <w:rPr>
+          <w:color w:val="EE0000"/>
+        </w:rPr>
+        <w:t xml:space="preserve"> </w:t>
+      </w:r>
+      <w:r>
+        <w:t xml:space="preserve">"Piece one, the agents. </w:t>
+      </w:r>
+    </w:p>
+    <w:p>
+      <w:pPr>
+        <w:rPr>
+          <w:color w:val="EE0000"/>
+        </w:rPr>
+      </w:pPr>
+      <w:proofErr w:type="gramStart"/>
       <w:r>
         <w:rPr>
           <w:color w:val="EE0000"/>
         </w:rPr>
         <w:t>AGENTS</w:t>
       </w:r>
-    </w:p>
-    <w:p>
-      <w:r>
-        <w:t>Twelve of them, each doing exactly one job — HR cases, payroll, shift coverage, month-end close, audit evidence, contract redlines. Every card names the job and the number that agent is accountable for. Narrow is what makes them deployable."</w:t>
+      <w:r>
+        <w:rPr>
+          <w:color w:val="EE0000"/>
+        </w:rPr>
+        <w:t xml:space="preserve"> </w:t>
+      </w:r>
+      <w:r>
+        <w:t>Twelve of them</w:t>
+      </w:r>
+      <w:proofErr w:type="gramEnd"/>
+      <w:r>
+        <w:t xml:space="preserve">, each doing exactly one job — HR cases, payroll, shift coverage, month-end </w:t>
+      </w:r>
+      <w:proofErr w:type="gramStart"/>
+      <w:r>
+        <w:t>close</w:t>
+      </w:r>
+      <w:proofErr w:type="gramEnd"/>
+      <w:r>
+        <w:t xml:space="preserve">, audit evidence, contract </w:t>
+      </w:r>
+      <w:proofErr w:type="gramStart"/>
+      <w:r>
+        <w:t>redlines</w:t>
+      </w:r>
+      <w:proofErr w:type="gramEnd"/>
+      <w:r>
+        <w:t>. Every card names the job and the number that agent is accountable for. Narrow is what makes them deployable."</w:t>
       </w:r>
     </w:p>
     <w:p>
@@ -73,8 +112,12 @@
         </w:rPr>
         <w:t>LIVE DEMO</w:t>
       </w:r>
-    </w:p>
-    <w:p>
+      <w:r>
+        <w:rPr>
+          <w:color w:val="C00000"/>
+        </w:rPr>
+        <w:t xml:space="preserve"> </w:t>
+      </w:r>
       <w:r>
         <w:t>"Piece two. Take the Controls Agent: it tests every transaction for duplicates and policy breaches. Two hundred and eighty-three thousand dollars a year in duplicate payments avoided at one design partner."</w:t>
       </w:r>
@@ -125,8 +168,12 @@
         </w:rPr>
         <w:t>PERFORMANCE</w:t>
       </w:r>
-    </w:p>
-    <w:p>
+      <w:r>
+        <w:rPr>
+          <w:color w:val="C00000"/>
+        </w:rPr>
+        <w:t xml:space="preserve"> </w:t>
+      </w:r>
       <w:r>
         <w:t xml:space="preserve">"Every row is an agent action, what it </w:t>
       </w:r>
@@ -177,52 +224,55 @@
         </w:rPr>
         <w:t>TRUST</w:t>
       </w:r>
-    </w:p>
-    <w:p>
-      <w:r>
-        <w:t>"Piece four, trust. Four controls enforced below the agent, not inside its prompt. Scope. Inherited permissions. Approval gates. A hash-chained log."</w:t>
-      </w:r>
-    </w:p>
-    <w:p>
-      <w:r>
-        <w:t>"No training on customer data. Every read scoped and logged. Residency per workspace. Everything a security reviewer asks, answered on one page."</w:t>
-      </w:r>
-    </w:p>
-    <w:p>
-      <w:pPr>
+      <w:r>
         <w:rPr>
           <w:color w:val="C00000"/>
         </w:rPr>
-      </w:pPr>
-      <w:r>
+        <w:t xml:space="preserve"> </w:t>
+      </w:r>
+      <w:r>
+        <w:t>"Piece four, trust. Four controls enforced below the agent, not inside its prompt. Scope. Inherited permissions. Approval gates. A hash-chained log."</w:t>
+      </w:r>
+    </w:p>
+    <w:p>
+      <w:r>
+        <w:t>"No training on customer data. Every read scoped and logged. Residency per workspace. Everything a security reviewer asks, answered on one page."</w:t>
+      </w:r>
+    </w:p>
+    <w:p>
+      <w:pPr>
         <w:rPr>
           <w:color w:val="C00000"/>
         </w:rPr>
-        <w:lastRenderedPageBreak/>
-        <w:t>PRICES</w:t>
-      </w:r>
-    </w:p>
-    <w:p>
-      <w:r>
-        <w:t>"Piece five, the business model. Consumption, not seats. When software does the work, charging per human charges for the wrong thing. You buy credits per completed action."</w:t>
-      </w:r>
-    </w:p>
-    <w:p>
-      <w:r>
-        <w:t>"Put in your volumes and it sizes the plan, the credits, and the hours it hands back. Stripe is wired end to end."</w:t>
-      </w:r>
-    </w:p>
-    <w:p>
-      <w:r>
-        <w:t>"A hundred and sixty-five pages, sub-second load, zero layout shift. The execution layer is next, and the dashboard says so. It is live, and the repository is public."</w:t>
-      </w:r>
-    </w:p>
-    <w:p>
-      <w:pPr>
+      </w:pPr>
+      <w:r>
         <w:rPr>
           <w:color w:val="C00000"/>
         </w:rPr>
-      </w:pPr>
+        <w:t>PRICES</w:t>
+      </w:r>
+      <w:r>
+        <w:rPr>
+          <w:color w:val="C00000"/>
+        </w:rPr>
+        <w:t xml:space="preserve"> </w:t>
+      </w:r>
+      <w:r>
+        <w:t>"Piece five, the business model. Consumption, not seats. When software does the work, charging per human charges for the wrong thing. You buy credits per completed action."</w:t>
+      </w:r>
+    </w:p>
+    <w:p>
+      <w:r>
+        <w:t>"Put in your volumes and it sizes the plan, the credits, and the hours it hands back. Stripe is wired end to end."</w:t>
+      </w:r>
+    </w:p>
+    <w:p>
+      <w:r>
+        <w:t>"A hundred and sixty-five pages, sub-second load, zero layout shift. The execution layer is next, and the dashboard says so. It is live, and the repository is public."</w:t>
+      </w:r>
+      <w:r>
+        <w:t xml:space="preserve"> </w:t>
+      </w:r>
       <w:r>
         <w:rPr>
           <w:color w:val="C00000"/>
@@ -230,7 +280,6 @@
         <w:t>BOOK A DEMO</w:t>
       </w:r>
     </w:p>
-    <w:p/>
     <w:sectPr>
       <w:pgSz w:w="12240" w:h="15840"/>
       <w:pgMar w:top="1440" w:right="1440" w:bottom="1440" w:left="1440" w:header="720" w:footer="720" w:gutter="0"/>
@@ -1305,6 +1354,7 @@
   <w:style w:type="character" w:default="1" w:styleId="DefaultParagraphFont">
     <w:name w:val="Default Paragraph Font"/>
     <w:uiPriority w:val="1"/>
+    <w:semiHidden/>
     <w:unhideWhenUsed/>
   </w:style>
   <w:style w:type="table" w:default="1" w:styleId="TableNormal">
